--- a/HGT-project-management.docx
+++ b/HGT-project-management.docx
@@ -153,138 +153,182 @@
         <w:rPr>
           <w:highlight w:val="green"/>
         </w:rPr>
+        <w:t xml:space="preserve"> / </w:t>
+      </w:r>
+      <w:proofErr w:type="spellStart"/>
+      <w:r>
+        <w:rPr>
+          <w:highlight w:val="green"/>
+        </w:rPr>
+        <w:t>Panesthia</w:t>
+      </w:r>
+      <w:proofErr w:type="spellEnd"/>
+      <w:r>
+        <w:rPr>
+          <w:highlight w:val="green"/>
+        </w:rPr>
         <w:t xml:space="preserve"> </w:t>
       </w:r>
-      <w:r>
-        <w:rPr>
-          <w:highlight w:val="green"/>
-        </w:rPr>
-        <w:t>/</w:t>
-      </w:r>
-      <w:r>
-        <w:rPr>
-          <w:highlight w:val="green"/>
+      <w:proofErr w:type="spellStart"/>
+      <w:r>
+        <w:rPr>
+          <w:highlight w:val="green"/>
+        </w:rPr>
+        <w:t>lata</w:t>
+      </w:r>
+      <w:proofErr w:type="spellEnd"/>
+      <w:r>
+        <w:rPr>
+          <w:highlight w:val="green"/>
+        </w:rPr>
+        <w:t xml:space="preserve"> (if we can’t find </w:t>
+      </w:r>
+      <w:proofErr w:type="spellStart"/>
+      <w:r>
+        <w:rPr>
+          <w:highlight w:val="green"/>
+        </w:rPr>
+        <w:t>Blattabacterium</w:t>
+      </w:r>
+      <w:proofErr w:type="spellEnd"/>
+      <w:r>
+        <w:rPr>
+          <w:highlight w:val="green"/>
+        </w:rPr>
+        <w:t xml:space="preserve"> sequences for them).</w:t>
+      </w:r>
+    </w:p>
+    <w:p>
+      <w:pPr>
+        <w:pStyle w:val="ListParagraph"/>
+        <w:numPr>
+          <w:ilvl w:val="1"/>
+          <w:numId w:val="1"/>
+        </w:numPr>
+        <w:rPr>
+          <w:highlight w:val="cyan"/>
+        </w:rPr>
+      </w:pPr>
+      <w:r>
+        <w:rPr>
+          <w:highlight w:val="cyan"/>
+        </w:rPr>
+        <w:t>Age one species and send through to group to consider the effectiveness of the pipeline</w:t>
+      </w:r>
+    </w:p>
+    <w:p>
+      <w:pPr>
+        <w:pStyle w:val="ListParagraph"/>
+        <w:numPr>
+          <w:ilvl w:val="1"/>
+          <w:numId w:val="1"/>
+        </w:numPr>
+        <w:rPr>
+          <w:highlight w:val="cyan"/>
+        </w:rPr>
+      </w:pPr>
+      <w:r>
+        <w:rPr>
+          <w:highlight w:val="cyan"/>
+        </w:rPr>
+        <w:t xml:space="preserve">Investigate whether there are </w:t>
+      </w:r>
+      <w:proofErr w:type="spellStart"/>
+      <w:r>
+        <w:rPr>
+          <w:highlight w:val="cyan"/>
+        </w:rPr>
+        <w:t>Blattabacterium</w:t>
+      </w:r>
+      <w:proofErr w:type="spellEnd"/>
+      <w:r>
+        <w:rPr>
+          <w:highlight w:val="cyan"/>
+        </w:rPr>
+        <w:t xml:space="preserve"> contigs </w:t>
+      </w:r>
+      <w:r>
+        <w:rPr>
+          <w:highlight w:val="cyan"/>
+        </w:rPr>
+        <w:t xml:space="preserve">or raw reads </w:t>
+      </w:r>
+      <w:r>
+        <w:rPr>
+          <w:highlight w:val="cyan"/>
+        </w:rPr>
+        <w:t xml:space="preserve">in the P. </w:t>
+      </w:r>
+      <w:r>
+        <w:rPr>
+          <w:highlight w:val="cyan"/>
+        </w:rPr>
+        <w:t xml:space="preserve">cribrate, P. </w:t>
+      </w:r>
+      <w:proofErr w:type="spellStart"/>
+      <w:r>
+        <w:rPr>
+          <w:highlight w:val="cyan"/>
+        </w:rPr>
+        <w:t>lata</w:t>
+      </w:r>
+      <w:proofErr w:type="spellEnd"/>
+      <w:r>
+        <w:rPr>
+          <w:highlight w:val="cyan"/>
+        </w:rPr>
+        <w:t xml:space="preserve"> and P</w:t>
+      </w:r>
+      <w:r>
+        <w:rPr>
+          <w:highlight w:val="cyan"/>
+        </w:rPr>
+        <w:t xml:space="preserve">. </w:t>
+      </w:r>
+      <w:proofErr w:type="spellStart"/>
+      <w:r>
+        <w:rPr>
+          <w:highlight w:val="cyan"/>
+        </w:rPr>
+        <w:t>sloanei</w:t>
+      </w:r>
+      <w:proofErr w:type="spellEnd"/>
+      <w:r>
+        <w:rPr>
+          <w:highlight w:val="cyan"/>
         </w:rPr>
         <w:t xml:space="preserve"> </w:t>
       </w:r>
-      <w:proofErr w:type="spellStart"/>
-      <w:r>
-        <w:rPr>
-          <w:highlight w:val="green"/>
-        </w:rPr>
-        <w:t>Panesthia</w:t>
-      </w:r>
-      <w:proofErr w:type="spellEnd"/>
-      <w:r>
-        <w:rPr>
-          <w:highlight w:val="green"/>
-        </w:rPr>
-        <w:t xml:space="preserve"> </w:t>
-      </w:r>
-      <w:proofErr w:type="spellStart"/>
-      <w:r>
-        <w:rPr>
-          <w:highlight w:val="green"/>
-        </w:rPr>
-        <w:t>lata</w:t>
-      </w:r>
-      <w:proofErr w:type="spellEnd"/>
-      <w:r>
-        <w:rPr>
-          <w:highlight w:val="green"/>
-        </w:rPr>
-        <w:t xml:space="preserve"> (if we can’t find </w:t>
-      </w:r>
-      <w:proofErr w:type="spellStart"/>
-      <w:r>
-        <w:rPr>
-          <w:highlight w:val="green"/>
-        </w:rPr>
-        <w:t>Blattabacterium</w:t>
-      </w:r>
-      <w:proofErr w:type="spellEnd"/>
-      <w:r>
-        <w:rPr>
-          <w:highlight w:val="green"/>
-        </w:rPr>
-        <w:t xml:space="preserve"> sequences for them).</w:t>
-      </w:r>
-    </w:p>
-    <w:p>
-      <w:pPr>
-        <w:pStyle w:val="ListParagraph"/>
-        <w:numPr>
-          <w:ilvl w:val="1"/>
-          <w:numId w:val="1"/>
-        </w:numPr>
-        <w:rPr>
-          <w:highlight w:val="cyan"/>
-        </w:rPr>
-      </w:pPr>
-      <w:r>
-        <w:rPr>
-          <w:highlight w:val="cyan"/>
-        </w:rPr>
-        <w:t>Age one species and send through to group to consider the effectiveness of the pipeline</w:t>
-      </w:r>
-    </w:p>
-    <w:p>
-      <w:pPr>
-        <w:pStyle w:val="ListParagraph"/>
-        <w:numPr>
-          <w:ilvl w:val="1"/>
-          <w:numId w:val="1"/>
-        </w:numPr>
-        <w:rPr>
-          <w:highlight w:val="cyan"/>
-        </w:rPr>
-      </w:pPr>
-      <w:r>
-        <w:rPr>
-          <w:highlight w:val="cyan"/>
-        </w:rPr>
-        <w:t xml:space="preserve">Investigate whether there are </w:t>
-      </w:r>
-      <w:proofErr w:type="spellStart"/>
-      <w:r>
-        <w:rPr>
-          <w:highlight w:val="cyan"/>
-        </w:rPr>
-        <w:t>Blattabacterium</w:t>
-      </w:r>
-      <w:proofErr w:type="spellEnd"/>
-      <w:r>
-        <w:rPr>
-          <w:highlight w:val="cyan"/>
-        </w:rPr>
-        <w:t xml:space="preserve"> contigs in the P. </w:t>
-      </w:r>
-      <w:proofErr w:type="spellStart"/>
-      <w:r>
-        <w:rPr>
-          <w:highlight w:val="cyan"/>
-        </w:rPr>
-        <w:t>cribrata</w:t>
-      </w:r>
-      <w:proofErr w:type="spellEnd"/>
-      <w:r>
-        <w:rPr>
-          <w:highlight w:val="cyan"/>
-        </w:rPr>
-        <w:t xml:space="preserve"> genome</w:t>
-      </w:r>
-    </w:p>
-    <w:p/>
-    <w:p>
-      <w:pPr>
-        <w:pStyle w:val="ListParagraph"/>
-        <w:numPr>
-          <w:ilvl w:val="0"/>
-          <w:numId w:val="2"/>
-        </w:numPr>
-      </w:pPr>
+      <w:r>
+        <w:rPr>
+          <w:highlight w:val="cyan"/>
+        </w:rPr>
+        <w:t>genome</w:t>
+      </w:r>
+      <w:r>
+        <w:rPr>
+          <w:highlight w:val="cyan"/>
+        </w:rPr>
+        <w:t>s</w:t>
+      </w:r>
+      <w:r>
+        <w:rPr>
+          <w:highlight w:val="cyan"/>
+        </w:rPr>
+        <w:t>/dataset.</w:t>
+      </w:r>
       <w:bookmarkStart w:id="0" w:name="_GoBack"/>
       <w:bookmarkEnd w:id="0"/>
+    </w:p>
+    <w:p/>
+    <w:p>
+      <w:pPr>
+        <w:pStyle w:val="ListParagraph"/>
+        <w:numPr>
+          <w:ilvl w:val="0"/>
+          <w:numId w:val="2"/>
+        </w:numPr>
+      </w:pPr>
       <w:proofErr w:type="spellStart"/>
       <w:r>
         <w:t>Zhuzhi</w:t>
@@ -897,10 +941,7 @@
         </w:numPr>
       </w:pPr>
       <w:r>
-        <w:t xml:space="preserve">Other </w:t>
-      </w:r>
-      <w:r>
-        <w:t>things to consider:</w:t>
+        <w:t>Other things to consider:</w:t>
       </w:r>
     </w:p>
     <w:p>
@@ -924,10 +965,7 @@
         </w:numPr>
       </w:pPr>
       <w:r>
-        <w:t>alternative thresholds</w:t>
-      </w:r>
-      <w:r>
-        <w:t xml:space="preserve"> and repeating pipeline</w:t>
+        <w:t>alternative thresholds and repeating pipeline</w:t>
       </w:r>
     </w:p>
     <w:p>
@@ -959,46 +997,31 @@
         </w:numPr>
       </w:pPr>
       <w:r>
-        <w:t>SNP distribution</w:t>
-      </w:r>
-      <w:r>
-        <w:t xml:space="preserve"> – are the flanking regions conserved?</w:t>
-      </w:r>
-    </w:p>
-    <w:p>
-      <w:pPr>
-        <w:pStyle w:val="ListParagraph"/>
-        <w:numPr>
-          <w:ilvl w:val="1"/>
-          <w:numId w:val="2"/>
-        </w:numPr>
-      </w:pPr>
-      <w:r>
-        <w:t>looking at distance from transposons</w:t>
-      </w:r>
-      <w:r>
-        <w:t xml:space="preserve"> and </w:t>
-      </w:r>
-      <w:r>
-        <w:t>distance from repeat regions</w:t>
-      </w:r>
-    </w:p>
-    <w:p>
-      <w:pPr>
-        <w:pStyle w:val="ListParagraph"/>
-        <w:numPr>
-          <w:ilvl w:val="1"/>
-          <w:numId w:val="2"/>
-        </w:numPr>
-      </w:pPr>
-      <w:r>
-        <w:t xml:space="preserve">GC content </w:t>
-      </w:r>
-      <w:r>
-        <w:t xml:space="preserve">of inserts </w:t>
-      </w:r>
-      <w:r>
-        <w:t>(e.g. regulatory regions)</w:t>
+        <w:t>SNP distribution – are the flanking regions conserved?</w:t>
+      </w:r>
+    </w:p>
+    <w:p>
+      <w:pPr>
+        <w:pStyle w:val="ListParagraph"/>
+        <w:numPr>
+          <w:ilvl w:val="1"/>
+          <w:numId w:val="2"/>
+        </w:numPr>
+      </w:pPr>
+      <w:r>
+        <w:t>looking at distance from transposons and distance from repeat regions</w:t>
+      </w:r>
+    </w:p>
+    <w:p>
+      <w:pPr>
+        <w:pStyle w:val="ListParagraph"/>
+        <w:numPr>
+          <w:ilvl w:val="1"/>
+          <w:numId w:val="2"/>
+        </w:numPr>
+      </w:pPr>
+      <w:r>
+        <w:t>GC content of inserts (e.g. regulatory regions)</w:t>
       </w:r>
     </w:p>
     <w:p>
@@ -1018,10 +1041,7 @@
       </w:r>
       <w:proofErr w:type="spellEnd"/>
       <w:r>
-        <w:t xml:space="preserve"> genome are getting inserting</w:t>
-      </w:r>
-      <w:r>
-        <w:t xml:space="preserve"> – is it random</w:t>
+        <w:t xml:space="preserve"> genome are getting inserting – is it random</w:t>
       </w:r>
     </w:p>
     <w:p/>

--- a/HGT-project-management.docx
+++ b/HGT-project-management.docx
@@ -317,735 +317,931 @@
         </w:rPr>
         <w:t>/dataset.</w:t>
       </w:r>
+    </w:p>
+    <w:p/>
+    <w:p>
+      <w:pPr>
+        <w:pStyle w:val="ListParagraph"/>
+        <w:numPr>
+          <w:ilvl w:val="0"/>
+          <w:numId w:val="2"/>
+        </w:numPr>
+      </w:pPr>
+      <w:proofErr w:type="spellStart"/>
+      <w:r>
+        <w:t>Zhuzhi</w:t>
+      </w:r>
+      <w:proofErr w:type="spellEnd"/>
+      <w:r>
+        <w:t xml:space="preserve"> – counting raw reads with flanking region, and reads of </w:t>
+      </w:r>
+      <w:proofErr w:type="spellStart"/>
+      <w:r>
+        <w:t>Blattabacterium</w:t>
+      </w:r>
+      <w:proofErr w:type="spellEnd"/>
+      <w:r>
+        <w:t xml:space="preserve"> origin</w:t>
+      </w:r>
+    </w:p>
+    <w:p>
+      <w:pPr>
+        <w:pStyle w:val="ListParagraph"/>
+        <w:numPr>
+          <w:ilvl w:val="1"/>
+          <w:numId w:val="2"/>
+        </w:numPr>
+        <w:rPr>
+          <w:highlight w:val="green"/>
+        </w:rPr>
+      </w:pPr>
+      <w:r>
+        <w:rPr>
+          <w:highlight w:val="green"/>
+        </w:rPr>
+        <w:t>Ongoing – looking how to share</w:t>
+      </w:r>
+    </w:p>
+    <w:p>
+      <w:pPr>
+        <w:pStyle w:val="ListParagraph"/>
+        <w:numPr>
+          <w:ilvl w:val="1"/>
+          <w:numId w:val="2"/>
+        </w:numPr>
+        <w:rPr>
+          <w:highlight w:val="cyan"/>
+        </w:rPr>
+      </w:pPr>
+      <w:r>
+        <w:rPr>
+          <w:highlight w:val="cyan"/>
+        </w:rPr>
+        <w:t xml:space="preserve">Looking at </w:t>
+      </w:r>
+      <w:proofErr w:type="spellStart"/>
+      <w:r>
+        <w:rPr>
+          <w:highlight w:val="cyan"/>
+        </w:rPr>
+        <w:t>Blatta</w:t>
+      </w:r>
+      <w:proofErr w:type="spellEnd"/>
+      <w:r>
+        <w:rPr>
+          <w:highlight w:val="cyan"/>
+        </w:rPr>
+        <w:t xml:space="preserve"> raw reads similarity vs cockroach raw read similarity</w:t>
+      </w:r>
+    </w:p>
+    <w:p>
+      <w:pPr>
+        <w:rPr>
+          <w:highlight w:val="cyan"/>
+        </w:rPr>
+      </w:pPr>
+    </w:p>
+    <w:p>
+      <w:pPr>
+        <w:pStyle w:val="ListParagraph"/>
+        <w:numPr>
+          <w:ilvl w:val="0"/>
+          <w:numId w:val="2"/>
+        </w:numPr>
+      </w:pPr>
+      <w:proofErr w:type="spellStart"/>
+      <w:r>
+        <w:t>Jil</w:t>
+      </w:r>
+      <w:proofErr w:type="spellEnd"/>
+      <w:r>
+        <w:t xml:space="preserve"> and Oscar </w:t>
+      </w:r>
+      <w:r>
+        <w:t>– looking at distance distribution between inserts</w:t>
+      </w:r>
+    </w:p>
+    <w:p>
+      <w:pPr>
+        <w:pStyle w:val="ListParagraph"/>
+        <w:numPr>
+          <w:ilvl w:val="1"/>
+          <w:numId w:val="2"/>
+        </w:numPr>
+        <w:rPr>
+          <w:highlight w:val="green"/>
+        </w:rPr>
+      </w:pPr>
+      <w:r>
+        <w:rPr>
+          <w:highlight w:val="green"/>
+        </w:rPr>
+        <w:t>Finished</w:t>
+      </w:r>
+    </w:p>
+    <w:p>
+      <w:pPr>
+        <w:pStyle w:val="ListParagraph"/>
+        <w:numPr>
+          <w:ilvl w:val="1"/>
+          <w:numId w:val="2"/>
+        </w:numPr>
+        <w:rPr>
+          <w:highlight w:val="green"/>
+        </w:rPr>
+      </w:pPr>
+      <w:r>
+        <w:rPr>
+          <w:highlight w:val="green"/>
+        </w:rPr>
+        <w:t>Spreadsheet made with genomes/gaps</w:t>
+      </w:r>
+    </w:p>
+    <w:p>
+      <w:pPr>
+        <w:pStyle w:val="ListParagraph"/>
+        <w:numPr>
+          <w:ilvl w:val="1"/>
+          <w:numId w:val="2"/>
+        </w:numPr>
+        <w:rPr>
+          <w:highlight w:val="cyan"/>
+        </w:rPr>
+      </w:pPr>
+      <w:r>
+        <w:rPr>
+          <w:highlight w:val="cyan"/>
+        </w:rPr>
+        <w:t>Need to map distribution</w:t>
+      </w:r>
+      <w:r>
+        <w:rPr>
+          <w:highlight w:val="cyan"/>
+        </w:rPr>
+        <w:t xml:space="preserve"> – overall distribution (bell curve) and possibly alternative colouring for different contigs.</w:t>
+      </w:r>
+      <w:r>
+        <w:rPr>
+          <w:highlight w:val="cyan"/>
+        </w:rPr>
+        <w:t xml:space="preserve"> Is it random?</w:t>
+      </w:r>
+    </w:p>
+    <w:p>
+      <w:pPr>
+        <w:pStyle w:val="ListParagraph"/>
+        <w:numPr>
+          <w:ilvl w:val="1"/>
+          <w:numId w:val="2"/>
+        </w:numPr>
+        <w:rPr>
+          <w:highlight w:val="cyan"/>
+        </w:rPr>
+      </w:pPr>
+      <w:r>
+        <w:rPr>
+          <w:highlight w:val="cyan"/>
+        </w:rPr>
+        <w:t>Work on Figures (start with figure with counts of inserts</w:t>
+      </w:r>
+    </w:p>
+    <w:p>
+      <w:pPr>
+        <w:rPr>
+          <w:highlight w:val="cyan"/>
+        </w:rPr>
+      </w:pPr>
+    </w:p>
+    <w:p>
+      <w:pPr>
+        <w:pStyle w:val="ListParagraph"/>
+        <w:numPr>
+          <w:ilvl w:val="0"/>
+          <w:numId w:val="2"/>
+        </w:numPr>
+      </w:pPr>
+      <w:r>
+        <w:t>Maxim – annotating inserts</w:t>
+      </w:r>
+    </w:p>
+    <w:p>
+      <w:pPr>
+        <w:pStyle w:val="ListParagraph"/>
+        <w:numPr>
+          <w:ilvl w:val="1"/>
+          <w:numId w:val="2"/>
+        </w:numPr>
+        <w:rPr>
+          <w:highlight w:val="green"/>
+        </w:rPr>
+      </w:pPr>
+      <w:r>
+        <w:rPr>
+          <w:highlight w:val="green"/>
+        </w:rPr>
+        <w:t>Mostly intergenic, within genes it was mostly intronic</w:t>
+      </w:r>
+    </w:p>
+    <w:p>
+      <w:pPr>
+        <w:pStyle w:val="ListParagraph"/>
+        <w:numPr>
+          <w:ilvl w:val="2"/>
+          <w:numId w:val="2"/>
+        </w:numPr>
+        <w:rPr>
+          <w:highlight w:val="green"/>
+        </w:rPr>
+      </w:pPr>
+      <w:r>
+        <w:rPr>
+          <w:highlight w:val="green"/>
+        </w:rPr>
+        <w:t>With the caveat that we are using a coarse annotation method</w:t>
+      </w:r>
+    </w:p>
+    <w:p>
+      <w:pPr>
+        <w:pStyle w:val="ListParagraph"/>
+        <w:numPr>
+          <w:ilvl w:val="1"/>
+          <w:numId w:val="2"/>
+        </w:numPr>
+        <w:rPr>
+          <w:highlight w:val="cyan"/>
+        </w:rPr>
+      </w:pPr>
+      <w:r>
+        <w:rPr>
+          <w:highlight w:val="cyan"/>
+        </w:rPr>
+        <w:t>Compare this to proportion of features in genome</w:t>
+      </w:r>
+    </w:p>
+    <w:p>
+      <w:pPr>
+        <w:pStyle w:val="ListParagraph"/>
+        <w:numPr>
+          <w:ilvl w:val="1"/>
+          <w:numId w:val="2"/>
+        </w:numPr>
+        <w:rPr>
+          <w:highlight w:val="cyan"/>
+        </w:rPr>
+      </w:pPr>
+      <w:r>
+        <w:rPr>
+          <w:highlight w:val="cyan"/>
+        </w:rPr>
+        <w:t>Looking at some exons</w:t>
+      </w:r>
+    </w:p>
+    <w:p>
+      <w:pPr>
+        <w:rPr>
+          <w:highlight w:val="cyan"/>
+        </w:rPr>
+      </w:pPr>
+    </w:p>
+    <w:p>
+      <w:pPr>
+        <w:pStyle w:val="ListParagraph"/>
+        <w:numPr>
+          <w:ilvl w:val="0"/>
+          <w:numId w:val="2"/>
+        </w:numPr>
+      </w:pPr>
+      <w:r>
+        <w:t>Nate – PCRs</w:t>
+      </w:r>
+    </w:p>
+    <w:p>
+      <w:pPr>
+        <w:pStyle w:val="ListParagraph"/>
+        <w:numPr>
+          <w:ilvl w:val="1"/>
+          <w:numId w:val="2"/>
+        </w:numPr>
+        <w:rPr>
+          <w:highlight w:val="cyan"/>
+        </w:rPr>
+      </w:pPr>
+      <w:r>
+        <w:rPr>
+          <w:highlight w:val="cyan"/>
+        </w:rPr>
+        <w:t>Waiting on the ageing</w:t>
+      </w:r>
+    </w:p>
+    <w:p>
+      <w:pPr>
+        <w:rPr>
+          <w:highlight w:val="cyan"/>
+        </w:rPr>
+      </w:pPr>
+    </w:p>
+    <w:p>
+      <w:pPr>
+        <w:pStyle w:val="ListParagraph"/>
+        <w:numPr>
+          <w:ilvl w:val="0"/>
+          <w:numId w:val="2"/>
+        </w:numPr>
+      </w:pPr>
+      <w:r>
+        <w:t xml:space="preserve">Nate and Kyle </w:t>
+      </w:r>
+      <w:r>
+        <w:t>–</w:t>
+      </w:r>
+      <w:r>
+        <w:t xml:space="preserve"> manuscript</w:t>
+      </w:r>
+    </w:p>
+    <w:p>
+      <w:pPr>
+        <w:pStyle w:val="ListParagraph"/>
+        <w:numPr>
+          <w:ilvl w:val="1"/>
+          <w:numId w:val="2"/>
+        </w:numPr>
+        <w:rPr>
+          <w:highlight w:val="cyan"/>
+        </w:rPr>
+      </w:pPr>
+      <w:r>
+        <w:rPr>
+          <w:highlight w:val="cyan"/>
+        </w:rPr>
+        <w:t>Selling points:</w:t>
+      </w:r>
+    </w:p>
+    <w:p>
+      <w:pPr>
+        <w:pStyle w:val="ListParagraph"/>
+        <w:numPr>
+          <w:ilvl w:val="2"/>
+          <w:numId w:val="2"/>
+        </w:numPr>
+        <w:rPr>
+          <w:highlight w:val="cyan"/>
+        </w:rPr>
+      </w:pPr>
+      <w:r>
+        <w:rPr>
+          <w:highlight w:val="cyan"/>
+        </w:rPr>
+        <w:t>There are lots of them</w:t>
+      </w:r>
+    </w:p>
+    <w:p>
+      <w:pPr>
+        <w:pStyle w:val="ListParagraph"/>
+        <w:numPr>
+          <w:ilvl w:val="2"/>
+          <w:numId w:val="2"/>
+        </w:numPr>
+        <w:rPr>
+          <w:highlight w:val="cyan"/>
+        </w:rPr>
+      </w:pPr>
+      <w:r>
+        <w:rPr>
+          <w:highlight w:val="cyan"/>
+        </w:rPr>
+        <w:t>Many are very old</w:t>
+      </w:r>
+    </w:p>
+    <w:p>
+      <w:pPr>
+        <w:pStyle w:val="ListParagraph"/>
+        <w:numPr>
+          <w:ilvl w:val="2"/>
+          <w:numId w:val="2"/>
+        </w:numPr>
+        <w:rPr>
+          <w:highlight w:val="cyan"/>
+        </w:rPr>
+      </w:pPr>
+      <w:r>
+        <w:rPr>
+          <w:highlight w:val="cyan"/>
+        </w:rPr>
+        <w:t>Found in termites</w:t>
+      </w:r>
+    </w:p>
+    <w:p>
+      <w:pPr>
+        <w:pStyle w:val="ListParagraph"/>
+        <w:numPr>
+          <w:ilvl w:val="1"/>
+          <w:numId w:val="2"/>
+        </w:numPr>
+        <w:rPr>
+          <w:highlight w:val="cyan"/>
+        </w:rPr>
+      </w:pPr>
+      <w:r>
+        <w:rPr>
+          <w:highlight w:val="cyan"/>
+        </w:rPr>
+        <w:t>Figures:</w:t>
+      </w:r>
+    </w:p>
+    <w:p>
+      <w:pPr>
+        <w:pStyle w:val="ListParagraph"/>
+        <w:numPr>
+          <w:ilvl w:val="2"/>
+          <w:numId w:val="2"/>
+        </w:numPr>
+        <w:rPr>
+          <w:highlight w:val="cyan"/>
+        </w:rPr>
+      </w:pPr>
+      <w:r>
+        <w:rPr>
+          <w:highlight w:val="cyan"/>
+        </w:rPr>
+        <w:t>Counts of inserts for each genome</w:t>
+      </w:r>
+    </w:p>
+    <w:p>
+      <w:pPr>
+        <w:pStyle w:val="ListParagraph"/>
+        <w:numPr>
+          <w:ilvl w:val="3"/>
+          <w:numId w:val="2"/>
+        </w:numPr>
+        <w:rPr>
+          <w:highlight w:val="cyan"/>
+        </w:rPr>
+      </w:pPr>
+      <w:r>
+        <w:rPr>
+          <w:highlight w:val="cyan"/>
+        </w:rPr>
+        <w:t>within a tree</w:t>
+      </w:r>
+    </w:p>
+    <w:p>
+      <w:pPr>
+        <w:pStyle w:val="ListParagraph"/>
+        <w:numPr>
+          <w:ilvl w:val="3"/>
+          <w:numId w:val="2"/>
+        </w:numPr>
+        <w:rPr>
+          <w:highlight w:val="cyan"/>
+        </w:rPr>
+      </w:pPr>
+      <w:r>
+        <w:rPr>
+          <w:highlight w:val="cyan"/>
+        </w:rPr>
+        <w:t>add columns for tips</w:t>
+      </w:r>
+    </w:p>
+    <w:p>
+      <w:pPr>
+        <w:pStyle w:val="ListParagraph"/>
+        <w:numPr>
+          <w:ilvl w:val="3"/>
+          <w:numId w:val="2"/>
+        </w:numPr>
+        <w:rPr>
+          <w:highlight w:val="cyan"/>
+        </w:rPr>
+      </w:pPr>
+      <w:r>
+        <w:rPr>
+          <w:highlight w:val="cyan"/>
+        </w:rPr>
+        <w:lastRenderedPageBreak/>
+        <w:t>distance distribution</w:t>
+      </w:r>
+    </w:p>
+    <w:p>
+      <w:pPr>
+        <w:pStyle w:val="ListParagraph"/>
+        <w:numPr>
+          <w:ilvl w:val="2"/>
+          <w:numId w:val="2"/>
+        </w:numPr>
+        <w:rPr>
+          <w:highlight w:val="cyan"/>
+        </w:rPr>
+      </w:pPr>
+      <w:r>
+        <w:rPr>
+          <w:highlight w:val="cyan"/>
+        </w:rPr>
+        <w:t>Annotation results</w:t>
+      </w:r>
+    </w:p>
+    <w:p>
+      <w:pPr>
+        <w:pStyle w:val="ListParagraph"/>
+        <w:numPr>
+          <w:ilvl w:val="3"/>
+          <w:numId w:val="2"/>
+        </w:numPr>
+        <w:rPr>
+          <w:highlight w:val="cyan"/>
+        </w:rPr>
+      </w:pPr>
+      <w:r>
+        <w:rPr>
+          <w:highlight w:val="cyan"/>
+        </w:rPr>
+        <w:t>e.g. pie graph of proportion of inserts in each genome vs expected (based % of total features)</w:t>
+      </w:r>
+    </w:p>
+    <w:p>
+      <w:pPr>
+        <w:pStyle w:val="ListParagraph"/>
+        <w:numPr>
+          <w:ilvl w:val="2"/>
+          <w:numId w:val="2"/>
+        </w:numPr>
+        <w:rPr>
+          <w:highlight w:val="cyan"/>
+        </w:rPr>
+      </w:pPr>
+      <w:r>
+        <w:rPr>
+          <w:highlight w:val="cyan"/>
+        </w:rPr>
+        <w:t>Ageing:</w:t>
+      </w:r>
+    </w:p>
+    <w:p>
+      <w:pPr>
+        <w:pStyle w:val="ListParagraph"/>
+        <w:numPr>
+          <w:ilvl w:val="3"/>
+          <w:numId w:val="2"/>
+        </w:numPr>
+        <w:rPr>
+          <w:highlight w:val="cyan"/>
+        </w:rPr>
+      </w:pPr>
+      <w:r>
+        <w:rPr>
+          <w:highlight w:val="cyan"/>
+        </w:rPr>
+        <w:t>Number of ancestral vs recent</w:t>
+      </w:r>
+    </w:p>
+    <w:p>
+      <w:pPr>
+        <w:pStyle w:val="ListParagraph"/>
+        <w:numPr>
+          <w:ilvl w:val="3"/>
+          <w:numId w:val="2"/>
+        </w:numPr>
+        <w:rPr>
+          <w:highlight w:val="cyan"/>
+        </w:rPr>
+      </w:pPr>
+      <w:r>
+        <w:rPr>
+          <w:highlight w:val="cyan"/>
+        </w:rPr>
+        <w:t>Of the ancestral, minimum ages</w:t>
+      </w:r>
+    </w:p>
+    <w:p>
+      <w:pPr>
+        <w:pStyle w:val="ListParagraph"/>
+        <w:numPr>
+          <w:ilvl w:val="2"/>
+          <w:numId w:val="2"/>
+        </w:numPr>
+        <w:rPr>
+          <w:highlight w:val="cyan"/>
+        </w:rPr>
+      </w:pPr>
+      <w:r>
+        <w:rPr>
+          <w:highlight w:val="cyan"/>
+        </w:rPr>
+        <w:t>Picture of alignment of raw read over insert</w:t>
+      </w:r>
+    </w:p>
+    <w:p/>
+    <w:p>
+      <w:pPr>
+        <w:pStyle w:val="ListParagraph"/>
+        <w:numPr>
+          <w:ilvl w:val="0"/>
+          <w:numId w:val="2"/>
+        </w:numPr>
+      </w:pPr>
+      <w:r>
+        <w:t>Other things to consider:</w:t>
+      </w:r>
+    </w:p>
+    <w:p>
+      <w:pPr>
+        <w:pStyle w:val="ListParagraph"/>
+        <w:numPr>
+          <w:ilvl w:val="1"/>
+          <w:numId w:val="2"/>
+        </w:numPr>
+      </w:pPr>
+      <w:r>
+        <w:t>look at insert lengths for ancestral vs recent</w:t>
+      </w:r>
+    </w:p>
+    <w:p>
+      <w:pPr>
+        <w:pStyle w:val="ListParagraph"/>
+        <w:numPr>
+          <w:ilvl w:val="1"/>
+          <w:numId w:val="2"/>
+        </w:numPr>
+      </w:pPr>
+      <w:r>
+        <w:t>alternative thresholds and repeating pipeline</w:t>
+      </w:r>
+    </w:p>
+    <w:p>
+      <w:pPr>
+        <w:pStyle w:val="ListParagraph"/>
+        <w:numPr>
+          <w:ilvl w:val="1"/>
+          <w:numId w:val="2"/>
+        </w:numPr>
+      </w:pPr>
+      <w:r>
+        <w:t xml:space="preserve">Looking at inserts with </w:t>
+      </w:r>
+      <w:proofErr w:type="spellStart"/>
+      <w:r>
+        <w:t>RNAseq</w:t>
+      </w:r>
+      <w:proofErr w:type="spellEnd"/>
+      <w:r>
+        <w:t xml:space="preserve"> data (we have this for at least 2 species</w:t>
+      </w:r>
+    </w:p>
+    <w:p>
+      <w:pPr>
+        <w:pStyle w:val="ListParagraph"/>
+        <w:numPr>
+          <w:ilvl w:val="1"/>
+          <w:numId w:val="2"/>
+        </w:numPr>
+      </w:pPr>
+      <w:r>
+        <w:t>SNP distribution – are the flanking regions conserved?</w:t>
+      </w:r>
+    </w:p>
+    <w:p>
+      <w:pPr>
+        <w:pStyle w:val="ListParagraph"/>
+        <w:numPr>
+          <w:ilvl w:val="1"/>
+          <w:numId w:val="2"/>
+        </w:numPr>
+      </w:pPr>
+      <w:r>
+        <w:t>looking at distance from transposons and distance from repeat regions</w:t>
+      </w:r>
+    </w:p>
+    <w:p>
+      <w:pPr>
+        <w:pStyle w:val="ListParagraph"/>
+        <w:numPr>
+          <w:ilvl w:val="1"/>
+          <w:numId w:val="2"/>
+        </w:numPr>
+      </w:pPr>
+      <w:r>
+        <w:t>GC content of inserts (e.g. regulatory regions)</w:t>
+      </w:r>
+    </w:p>
+    <w:p>
+      <w:pPr>
+        <w:pStyle w:val="ListParagraph"/>
+        <w:numPr>
+          <w:ilvl w:val="1"/>
+          <w:numId w:val="2"/>
+        </w:numPr>
+      </w:pPr>
+      <w:r>
+        <w:t xml:space="preserve">what parts of the </w:t>
+      </w:r>
+      <w:proofErr w:type="spellStart"/>
+      <w:r>
+        <w:t>Blattabacterium</w:t>
+      </w:r>
+      <w:proofErr w:type="spellEnd"/>
+      <w:r>
+        <w:t xml:space="preserve"> genome are getting inserting – is it random</w:t>
+      </w:r>
+    </w:p>
+    <w:p/>
+    <w:p/>
+    <w:p>
+      <w:pPr>
+        <w:rPr>
+          <w:b/>
+          <w:bCs/>
+          <w:i/>
+          <w:iCs/>
+        </w:rPr>
+      </w:pPr>
+      <w:r>
+        <w:rPr>
+          <w:b/>
+          <w:bCs/>
+          <w:i/>
+          <w:iCs/>
+        </w:rPr>
+        <w:t>Updated analysis to do:</w:t>
+      </w:r>
+    </w:p>
+    <w:p>
+      <w:r>
+        <w:t>Old vs new inserts = Kyle</w:t>
+      </w:r>
+    </w:p>
+    <w:p>
+      <w:pPr>
+        <w:pStyle w:val="ListParagraph"/>
+        <w:numPr>
+          <w:ilvl w:val="0"/>
+          <w:numId w:val="8"/>
+        </w:numPr>
+      </w:pPr>
+      <w:r>
+        <w:t>Noting that some may be independent insertions in different species</w:t>
+      </w:r>
+    </w:p>
+    <w:p>
+      <w:pPr>
+        <w:pStyle w:val="ListParagraph"/>
+        <w:numPr>
+          <w:ilvl w:val="0"/>
+          <w:numId w:val="8"/>
+        </w:numPr>
+      </w:pPr>
+      <w:r>
+        <w:t xml:space="preserve">i.e. not all putative old are ancestral - but they are old, as they've diverged enough to be closer to one another than to the </w:t>
+      </w:r>
+      <w:proofErr w:type="spellStart"/>
+      <w:r>
+        <w:t>Blattabacterium</w:t>
+      </w:r>
+      <w:proofErr w:type="spellEnd"/>
+    </w:p>
+    <w:p/>
+    <w:p>
+      <w:r>
+        <w:t>Estimating age based on tree = Jack Marsden</w:t>
+      </w:r>
+    </w:p>
+    <w:p>
+      <w:pPr>
+        <w:pStyle w:val="ListParagraph"/>
+        <w:numPr>
+          <w:ilvl w:val="0"/>
+          <w:numId w:val="7"/>
+        </w:numPr>
+      </w:pPr>
+      <w:r>
+        <w:t>Considering the above point</w:t>
+      </w:r>
+    </w:p>
+    <w:p/>
+    <w:p>
+      <w:r>
+        <w:t>Annotating inserts = Maxim</w:t>
+      </w:r>
+    </w:p>
+    <w:p>
+      <w:pPr>
+        <w:pStyle w:val="ListParagraph"/>
+        <w:numPr>
+          <w:ilvl w:val="0"/>
+          <w:numId w:val="6"/>
+        </w:numPr>
+      </w:pPr>
+      <w:r>
+        <w:t>Assessing intergenic vs genic</w:t>
+      </w:r>
+    </w:p>
+    <w:p>
+      <w:pPr>
+        <w:pStyle w:val="ListParagraph"/>
+        <w:numPr>
+          <w:ilvl w:val="0"/>
+          <w:numId w:val="6"/>
+        </w:numPr>
+      </w:pPr>
+      <w:r>
+        <w:t>Comparing to expectations</w:t>
+      </w:r>
+    </w:p>
+    <w:p>
+      <w:pPr>
+        <w:pStyle w:val="ListParagraph"/>
+        <w:numPr>
+          <w:ilvl w:val="0"/>
+          <w:numId w:val="6"/>
+        </w:numPr>
+      </w:pPr>
+      <w:r>
+        <w:t>Comparing old vs new</w:t>
+      </w:r>
+    </w:p>
+    <w:p/>
+    <w:p>
+      <w:r>
+        <w:t xml:space="preserve">Assessing inserts within raw reads = </w:t>
+      </w:r>
+      <w:proofErr w:type="spellStart"/>
+      <w:r>
+        <w:t>Zhuzhi</w:t>
+      </w:r>
+      <w:proofErr w:type="spellEnd"/>
+    </w:p>
+    <w:p>
+      <w:pPr>
+        <w:pStyle w:val="ListParagraph"/>
+        <w:numPr>
+          <w:ilvl w:val="0"/>
+          <w:numId w:val="5"/>
+        </w:numPr>
+      </w:pPr>
+      <w:r>
+        <w:t>Do for 2-3 species</w:t>
+      </w:r>
+    </w:p>
+    <w:p/>
+    <w:p>
+      <w:r>
+        <w:t>D</w:t>
+      </w:r>
+      <w:r>
+        <w:t>istance distribution between inserts</w:t>
+      </w:r>
+      <w:r>
+        <w:t xml:space="preserve"> = Jill and Oscar / Maxim</w:t>
+      </w:r>
+    </w:p>
+    <w:p/>
+    <w:p>
+      <w:r>
+        <w:t>Length distribution of inserts = Jill and Oscar / Maxim</w:t>
+      </w:r>
+    </w:p>
+    <w:p/>
+    <w:p>
+      <w:r>
+        <w:t xml:space="preserve">Checking and assessing some putatively old inserts = </w:t>
+      </w:r>
+      <w:proofErr w:type="spellStart"/>
+      <w:r>
+        <w:t>Zhuzhi</w:t>
+      </w:r>
+      <w:proofErr w:type="spellEnd"/>
+    </w:p>
+    <w:p/>
+    <w:p>
+      <w:r>
+        <w:t>GC content of inserts vs non-inserts = Leo</w:t>
+      </w:r>
+    </w:p>
+    <w:p/>
+    <w:p>
+      <w:r>
+        <w:t xml:space="preserve">Insert origin within </w:t>
+      </w:r>
+      <w:proofErr w:type="spellStart"/>
+      <w:r>
+        <w:t>Blattabacterium</w:t>
+      </w:r>
+      <w:proofErr w:type="spellEnd"/>
+      <w:r>
+        <w:t xml:space="preserve"> = Leo</w:t>
+      </w:r>
+    </w:p>
+    <w:p/>
+    <w:p>
+      <w:r>
+        <w:t xml:space="preserve">PCRs </w:t>
+      </w:r>
+      <w:proofErr w:type="gramStart"/>
+      <w:r>
+        <w:t>= ?</w:t>
+      </w:r>
       <w:bookmarkStart w:id="0" w:name="_GoBack"/>
       <w:bookmarkEnd w:id="0"/>
-    </w:p>
-    <w:p/>
-    <w:p>
-      <w:pPr>
-        <w:pStyle w:val="ListParagraph"/>
-        <w:numPr>
-          <w:ilvl w:val="0"/>
-          <w:numId w:val="2"/>
-        </w:numPr>
-      </w:pPr>
-      <w:proofErr w:type="spellStart"/>
-      <w:r>
-        <w:t>Zhuzhi</w:t>
-      </w:r>
-      <w:proofErr w:type="spellEnd"/>
-      <w:r>
-        <w:t xml:space="preserve"> – counting raw reads with flanking region, and reads of </w:t>
-      </w:r>
-      <w:proofErr w:type="spellStart"/>
-      <w:r>
-        <w:t>Blattabacterium</w:t>
-      </w:r>
-      <w:proofErr w:type="spellEnd"/>
-      <w:r>
-        <w:t xml:space="preserve"> origin</w:t>
-      </w:r>
-    </w:p>
-    <w:p>
-      <w:pPr>
-        <w:pStyle w:val="ListParagraph"/>
-        <w:numPr>
-          <w:ilvl w:val="1"/>
-          <w:numId w:val="2"/>
-        </w:numPr>
-        <w:rPr>
-          <w:highlight w:val="green"/>
-        </w:rPr>
-      </w:pPr>
-      <w:r>
-        <w:rPr>
-          <w:highlight w:val="green"/>
-        </w:rPr>
-        <w:t>Ongoing – looking how to share</w:t>
-      </w:r>
-    </w:p>
-    <w:p>
-      <w:pPr>
-        <w:pStyle w:val="ListParagraph"/>
-        <w:numPr>
-          <w:ilvl w:val="1"/>
-          <w:numId w:val="2"/>
-        </w:numPr>
-        <w:rPr>
-          <w:highlight w:val="cyan"/>
-        </w:rPr>
-      </w:pPr>
-      <w:r>
-        <w:rPr>
-          <w:highlight w:val="cyan"/>
-        </w:rPr>
-        <w:t xml:space="preserve">Looking at </w:t>
-      </w:r>
-      <w:proofErr w:type="spellStart"/>
-      <w:r>
-        <w:rPr>
-          <w:highlight w:val="cyan"/>
-        </w:rPr>
-        <w:t>Blatta</w:t>
-      </w:r>
-      <w:proofErr w:type="spellEnd"/>
-      <w:r>
-        <w:rPr>
-          <w:highlight w:val="cyan"/>
-        </w:rPr>
-        <w:t xml:space="preserve"> raw reads similarity vs cockroach raw read similarity</w:t>
-      </w:r>
-    </w:p>
-    <w:p>
-      <w:pPr>
-        <w:rPr>
-          <w:highlight w:val="cyan"/>
-        </w:rPr>
-      </w:pPr>
-    </w:p>
-    <w:p>
-      <w:pPr>
-        <w:pStyle w:val="ListParagraph"/>
-        <w:numPr>
-          <w:ilvl w:val="0"/>
-          <w:numId w:val="2"/>
-        </w:numPr>
-      </w:pPr>
-      <w:proofErr w:type="spellStart"/>
-      <w:r>
-        <w:t>Jil</w:t>
-      </w:r>
-      <w:proofErr w:type="spellEnd"/>
-      <w:r>
-        <w:t xml:space="preserve"> and Oscar </w:t>
-      </w:r>
-      <w:r>
-        <w:t>– looking at distance distribution between inserts</w:t>
-      </w:r>
-    </w:p>
-    <w:p>
-      <w:pPr>
-        <w:pStyle w:val="ListParagraph"/>
-        <w:numPr>
-          <w:ilvl w:val="1"/>
-          <w:numId w:val="2"/>
-        </w:numPr>
-        <w:rPr>
-          <w:highlight w:val="green"/>
-        </w:rPr>
-      </w:pPr>
-      <w:r>
-        <w:rPr>
-          <w:highlight w:val="green"/>
-        </w:rPr>
-        <w:t>Finished</w:t>
-      </w:r>
-    </w:p>
-    <w:p>
-      <w:pPr>
-        <w:pStyle w:val="ListParagraph"/>
-        <w:numPr>
-          <w:ilvl w:val="1"/>
-          <w:numId w:val="2"/>
-        </w:numPr>
-        <w:rPr>
-          <w:highlight w:val="green"/>
-        </w:rPr>
-      </w:pPr>
-      <w:r>
-        <w:rPr>
-          <w:highlight w:val="green"/>
-        </w:rPr>
-        <w:t>Spreadsheet made with genomes/gaps</w:t>
-      </w:r>
-    </w:p>
-    <w:p>
-      <w:pPr>
-        <w:pStyle w:val="ListParagraph"/>
-        <w:numPr>
-          <w:ilvl w:val="1"/>
-          <w:numId w:val="2"/>
-        </w:numPr>
-        <w:rPr>
-          <w:highlight w:val="cyan"/>
-        </w:rPr>
-      </w:pPr>
-      <w:r>
-        <w:rPr>
-          <w:highlight w:val="cyan"/>
-        </w:rPr>
-        <w:t>Need to map distribution</w:t>
-      </w:r>
-      <w:r>
-        <w:rPr>
-          <w:highlight w:val="cyan"/>
-        </w:rPr>
-        <w:t xml:space="preserve"> – overall distribution (bell curve) and possibly alternative colouring for different contigs.</w:t>
-      </w:r>
-      <w:r>
-        <w:rPr>
-          <w:highlight w:val="cyan"/>
-        </w:rPr>
-        <w:t xml:space="preserve"> Is it random?</w:t>
-      </w:r>
-    </w:p>
-    <w:p>
-      <w:pPr>
-        <w:pStyle w:val="ListParagraph"/>
-        <w:numPr>
-          <w:ilvl w:val="1"/>
-          <w:numId w:val="2"/>
-        </w:numPr>
-        <w:rPr>
-          <w:highlight w:val="cyan"/>
-        </w:rPr>
-      </w:pPr>
-      <w:r>
-        <w:rPr>
-          <w:highlight w:val="cyan"/>
-        </w:rPr>
-        <w:t>Work on Figures (start with figure with counts of inserts</w:t>
-      </w:r>
-    </w:p>
-    <w:p>
-      <w:pPr>
-        <w:rPr>
-          <w:highlight w:val="cyan"/>
-        </w:rPr>
-      </w:pPr>
-    </w:p>
-    <w:p>
-      <w:pPr>
-        <w:pStyle w:val="ListParagraph"/>
-        <w:numPr>
-          <w:ilvl w:val="0"/>
-          <w:numId w:val="2"/>
-        </w:numPr>
-      </w:pPr>
-      <w:r>
-        <w:t>Maxim – annotating inserts</w:t>
-      </w:r>
-    </w:p>
-    <w:p>
-      <w:pPr>
-        <w:pStyle w:val="ListParagraph"/>
-        <w:numPr>
-          <w:ilvl w:val="1"/>
-          <w:numId w:val="2"/>
-        </w:numPr>
-        <w:rPr>
-          <w:highlight w:val="green"/>
-        </w:rPr>
-      </w:pPr>
-      <w:r>
-        <w:rPr>
-          <w:highlight w:val="green"/>
-        </w:rPr>
-        <w:t>Mostly intergenic, within genes it was mostly intronic</w:t>
-      </w:r>
-    </w:p>
-    <w:p>
-      <w:pPr>
-        <w:pStyle w:val="ListParagraph"/>
-        <w:numPr>
-          <w:ilvl w:val="2"/>
-          <w:numId w:val="2"/>
-        </w:numPr>
-        <w:rPr>
-          <w:highlight w:val="green"/>
-        </w:rPr>
-      </w:pPr>
-      <w:r>
-        <w:rPr>
-          <w:highlight w:val="green"/>
-        </w:rPr>
-        <w:t>With the caveat that we are using a coarse annotation method</w:t>
-      </w:r>
-    </w:p>
-    <w:p>
-      <w:pPr>
-        <w:pStyle w:val="ListParagraph"/>
-        <w:numPr>
-          <w:ilvl w:val="1"/>
-          <w:numId w:val="2"/>
-        </w:numPr>
-        <w:rPr>
-          <w:highlight w:val="cyan"/>
-        </w:rPr>
-      </w:pPr>
-      <w:r>
-        <w:rPr>
-          <w:highlight w:val="cyan"/>
-        </w:rPr>
-        <w:t>Compare this to proportion of features in genome</w:t>
-      </w:r>
-    </w:p>
-    <w:p>
-      <w:pPr>
-        <w:pStyle w:val="ListParagraph"/>
-        <w:numPr>
-          <w:ilvl w:val="1"/>
-          <w:numId w:val="2"/>
-        </w:numPr>
-        <w:rPr>
-          <w:highlight w:val="cyan"/>
-        </w:rPr>
-      </w:pPr>
-      <w:r>
-        <w:rPr>
-          <w:highlight w:val="cyan"/>
-        </w:rPr>
-        <w:t>Looking at some exons</w:t>
-      </w:r>
-    </w:p>
-    <w:p>
-      <w:pPr>
-        <w:rPr>
-          <w:highlight w:val="cyan"/>
-        </w:rPr>
-      </w:pPr>
-    </w:p>
-    <w:p>
-      <w:pPr>
-        <w:pStyle w:val="ListParagraph"/>
-        <w:numPr>
-          <w:ilvl w:val="0"/>
-          <w:numId w:val="2"/>
-        </w:numPr>
-      </w:pPr>
-      <w:r>
-        <w:t>Nate – PCRs</w:t>
-      </w:r>
-    </w:p>
-    <w:p>
-      <w:pPr>
-        <w:pStyle w:val="ListParagraph"/>
-        <w:numPr>
-          <w:ilvl w:val="1"/>
-          <w:numId w:val="2"/>
-        </w:numPr>
-        <w:rPr>
-          <w:highlight w:val="cyan"/>
-        </w:rPr>
-      </w:pPr>
-      <w:r>
-        <w:rPr>
-          <w:highlight w:val="cyan"/>
-        </w:rPr>
-        <w:t>Waiting on the ageing</w:t>
-      </w:r>
-    </w:p>
-    <w:p>
-      <w:pPr>
-        <w:rPr>
-          <w:highlight w:val="cyan"/>
-        </w:rPr>
-      </w:pPr>
-    </w:p>
-    <w:p>
-      <w:pPr>
-        <w:pStyle w:val="ListParagraph"/>
-        <w:numPr>
-          <w:ilvl w:val="0"/>
-          <w:numId w:val="2"/>
-        </w:numPr>
-      </w:pPr>
-      <w:r>
-        <w:t xml:space="preserve">Nate and Kyle </w:t>
-      </w:r>
-      <w:r>
-        <w:t>–</w:t>
-      </w:r>
-      <w:r>
-        <w:t xml:space="preserve"> manuscript</w:t>
-      </w:r>
-    </w:p>
-    <w:p>
-      <w:pPr>
-        <w:pStyle w:val="ListParagraph"/>
-        <w:numPr>
-          <w:ilvl w:val="1"/>
-          <w:numId w:val="2"/>
-        </w:numPr>
-        <w:rPr>
-          <w:highlight w:val="cyan"/>
-        </w:rPr>
-      </w:pPr>
-      <w:r>
-        <w:rPr>
-          <w:highlight w:val="cyan"/>
-        </w:rPr>
-        <w:t>Selling points:</w:t>
-      </w:r>
-    </w:p>
-    <w:p>
-      <w:pPr>
-        <w:pStyle w:val="ListParagraph"/>
-        <w:numPr>
-          <w:ilvl w:val="2"/>
-          <w:numId w:val="2"/>
-        </w:numPr>
-        <w:rPr>
-          <w:highlight w:val="cyan"/>
-        </w:rPr>
-      </w:pPr>
-      <w:r>
-        <w:rPr>
-          <w:highlight w:val="cyan"/>
-        </w:rPr>
-        <w:t>There are lots of them</w:t>
-      </w:r>
-    </w:p>
-    <w:p>
-      <w:pPr>
-        <w:pStyle w:val="ListParagraph"/>
-        <w:numPr>
-          <w:ilvl w:val="2"/>
-          <w:numId w:val="2"/>
-        </w:numPr>
-        <w:rPr>
-          <w:highlight w:val="cyan"/>
-        </w:rPr>
-      </w:pPr>
-      <w:r>
-        <w:rPr>
-          <w:highlight w:val="cyan"/>
-        </w:rPr>
-        <w:t>Many are very old</w:t>
-      </w:r>
-    </w:p>
-    <w:p>
-      <w:pPr>
-        <w:pStyle w:val="ListParagraph"/>
-        <w:numPr>
-          <w:ilvl w:val="2"/>
-          <w:numId w:val="2"/>
-        </w:numPr>
-        <w:rPr>
-          <w:highlight w:val="cyan"/>
-        </w:rPr>
-      </w:pPr>
-      <w:r>
-        <w:rPr>
-          <w:highlight w:val="cyan"/>
-        </w:rPr>
-        <w:t>Found in termites</w:t>
-      </w:r>
-    </w:p>
-    <w:p>
-      <w:pPr>
-        <w:pStyle w:val="ListParagraph"/>
-        <w:numPr>
-          <w:ilvl w:val="1"/>
-          <w:numId w:val="2"/>
-        </w:numPr>
-        <w:rPr>
-          <w:highlight w:val="cyan"/>
-        </w:rPr>
-      </w:pPr>
-      <w:r>
-        <w:rPr>
-          <w:highlight w:val="cyan"/>
-        </w:rPr>
-        <w:t>Figures:</w:t>
-      </w:r>
-    </w:p>
-    <w:p>
-      <w:pPr>
-        <w:pStyle w:val="ListParagraph"/>
-        <w:numPr>
-          <w:ilvl w:val="2"/>
-          <w:numId w:val="2"/>
-        </w:numPr>
-        <w:rPr>
-          <w:highlight w:val="cyan"/>
-        </w:rPr>
-      </w:pPr>
-      <w:r>
-        <w:rPr>
-          <w:highlight w:val="cyan"/>
-        </w:rPr>
-        <w:t>Counts of inserts for each genome</w:t>
-      </w:r>
-    </w:p>
-    <w:p>
-      <w:pPr>
-        <w:pStyle w:val="ListParagraph"/>
-        <w:numPr>
-          <w:ilvl w:val="3"/>
-          <w:numId w:val="2"/>
-        </w:numPr>
-        <w:rPr>
-          <w:highlight w:val="cyan"/>
-        </w:rPr>
-      </w:pPr>
-      <w:r>
-        <w:rPr>
-          <w:highlight w:val="cyan"/>
-        </w:rPr>
-        <w:t>within a tree</w:t>
-      </w:r>
-    </w:p>
-    <w:p>
-      <w:pPr>
-        <w:pStyle w:val="ListParagraph"/>
-        <w:numPr>
-          <w:ilvl w:val="3"/>
-          <w:numId w:val="2"/>
-        </w:numPr>
-        <w:rPr>
-          <w:highlight w:val="cyan"/>
-        </w:rPr>
-      </w:pPr>
-      <w:r>
-        <w:rPr>
-          <w:highlight w:val="cyan"/>
-        </w:rPr>
-        <w:t>add columns for tips</w:t>
-      </w:r>
-    </w:p>
-    <w:p>
-      <w:pPr>
-        <w:pStyle w:val="ListParagraph"/>
-        <w:numPr>
-          <w:ilvl w:val="3"/>
-          <w:numId w:val="2"/>
-        </w:numPr>
-        <w:rPr>
-          <w:highlight w:val="cyan"/>
-        </w:rPr>
-      </w:pPr>
-      <w:r>
-        <w:rPr>
-          <w:highlight w:val="cyan"/>
-        </w:rPr>
-        <w:lastRenderedPageBreak/>
-        <w:t>distance distribution</w:t>
-      </w:r>
-    </w:p>
-    <w:p>
-      <w:pPr>
-        <w:pStyle w:val="ListParagraph"/>
-        <w:numPr>
-          <w:ilvl w:val="2"/>
-          <w:numId w:val="2"/>
-        </w:numPr>
-        <w:rPr>
-          <w:highlight w:val="cyan"/>
-        </w:rPr>
-      </w:pPr>
-      <w:r>
-        <w:rPr>
-          <w:highlight w:val="cyan"/>
-        </w:rPr>
-        <w:t>Annotation results</w:t>
-      </w:r>
-    </w:p>
-    <w:p>
-      <w:pPr>
-        <w:pStyle w:val="ListParagraph"/>
-        <w:numPr>
-          <w:ilvl w:val="3"/>
-          <w:numId w:val="2"/>
-        </w:numPr>
-        <w:rPr>
-          <w:highlight w:val="cyan"/>
-        </w:rPr>
-      </w:pPr>
-      <w:r>
-        <w:rPr>
-          <w:highlight w:val="cyan"/>
-        </w:rPr>
-        <w:t>e.g. pie graph of proportion of inserts in each genome vs expected (based % of total features)</w:t>
-      </w:r>
-    </w:p>
-    <w:p>
-      <w:pPr>
-        <w:pStyle w:val="ListParagraph"/>
-        <w:numPr>
-          <w:ilvl w:val="2"/>
-          <w:numId w:val="2"/>
-        </w:numPr>
-        <w:rPr>
-          <w:highlight w:val="cyan"/>
-        </w:rPr>
-      </w:pPr>
-      <w:r>
-        <w:rPr>
-          <w:highlight w:val="cyan"/>
-        </w:rPr>
-        <w:t>Ageing:</w:t>
-      </w:r>
-    </w:p>
-    <w:p>
-      <w:pPr>
-        <w:pStyle w:val="ListParagraph"/>
-        <w:numPr>
-          <w:ilvl w:val="3"/>
-          <w:numId w:val="2"/>
-        </w:numPr>
-        <w:rPr>
-          <w:highlight w:val="cyan"/>
-        </w:rPr>
-      </w:pPr>
-      <w:r>
-        <w:rPr>
-          <w:highlight w:val="cyan"/>
-        </w:rPr>
-        <w:t>Number of ancestral vs recent</w:t>
-      </w:r>
-    </w:p>
-    <w:p>
-      <w:pPr>
-        <w:pStyle w:val="ListParagraph"/>
-        <w:numPr>
-          <w:ilvl w:val="3"/>
-          <w:numId w:val="2"/>
-        </w:numPr>
-        <w:rPr>
-          <w:highlight w:val="cyan"/>
-        </w:rPr>
-      </w:pPr>
-      <w:r>
-        <w:rPr>
-          <w:highlight w:val="cyan"/>
-        </w:rPr>
-        <w:t>Of the ancestral, minimum ages</w:t>
-      </w:r>
-    </w:p>
-    <w:p>
-      <w:pPr>
-        <w:pStyle w:val="ListParagraph"/>
-        <w:numPr>
-          <w:ilvl w:val="2"/>
-          <w:numId w:val="2"/>
-        </w:numPr>
-        <w:rPr>
-          <w:highlight w:val="cyan"/>
-        </w:rPr>
-      </w:pPr>
-      <w:r>
-        <w:rPr>
-          <w:highlight w:val="cyan"/>
-        </w:rPr>
-        <w:t>Picture of alignment of raw read over insert</w:t>
-      </w:r>
-    </w:p>
-    <w:p/>
-    <w:p>
-      <w:pPr>
-        <w:pStyle w:val="ListParagraph"/>
-        <w:numPr>
-          <w:ilvl w:val="0"/>
-          <w:numId w:val="2"/>
-        </w:numPr>
-      </w:pPr>
-      <w:r>
-        <w:t>Other things to consider:</w:t>
-      </w:r>
-    </w:p>
-    <w:p>
-      <w:pPr>
-        <w:pStyle w:val="ListParagraph"/>
-        <w:numPr>
-          <w:ilvl w:val="1"/>
-          <w:numId w:val="2"/>
-        </w:numPr>
-      </w:pPr>
-      <w:r>
-        <w:t>look at insert lengths for ancestral vs recent</w:t>
-      </w:r>
-    </w:p>
-    <w:p>
-      <w:pPr>
-        <w:pStyle w:val="ListParagraph"/>
-        <w:numPr>
-          <w:ilvl w:val="1"/>
-          <w:numId w:val="2"/>
-        </w:numPr>
-      </w:pPr>
-      <w:r>
-        <w:t>alternative thresholds and repeating pipeline</w:t>
-      </w:r>
-    </w:p>
-    <w:p>
-      <w:pPr>
-        <w:pStyle w:val="ListParagraph"/>
-        <w:numPr>
-          <w:ilvl w:val="1"/>
-          <w:numId w:val="2"/>
-        </w:numPr>
-      </w:pPr>
-      <w:r>
-        <w:t xml:space="preserve">Looking at inserts with </w:t>
-      </w:r>
-      <w:proofErr w:type="spellStart"/>
-      <w:r>
-        <w:t>RNAseq</w:t>
-      </w:r>
-      <w:proofErr w:type="spellEnd"/>
-      <w:r>
-        <w:t xml:space="preserve"> data (we have this for at least 2 species</w:t>
-      </w:r>
-    </w:p>
-    <w:p>
-      <w:pPr>
-        <w:pStyle w:val="ListParagraph"/>
-        <w:numPr>
-          <w:ilvl w:val="1"/>
-          <w:numId w:val="2"/>
-        </w:numPr>
-      </w:pPr>
-      <w:r>
-        <w:t>SNP distribution – are the flanking regions conserved?</w:t>
-      </w:r>
-    </w:p>
-    <w:p>
-      <w:pPr>
-        <w:pStyle w:val="ListParagraph"/>
-        <w:numPr>
-          <w:ilvl w:val="1"/>
-          <w:numId w:val="2"/>
-        </w:numPr>
-      </w:pPr>
-      <w:r>
-        <w:t>looking at distance from transposons and distance from repeat regions</w:t>
-      </w:r>
-    </w:p>
-    <w:p>
-      <w:pPr>
-        <w:pStyle w:val="ListParagraph"/>
-        <w:numPr>
-          <w:ilvl w:val="1"/>
-          <w:numId w:val="2"/>
-        </w:numPr>
-      </w:pPr>
-      <w:r>
-        <w:t>GC content of inserts (e.g. regulatory regions)</w:t>
-      </w:r>
-    </w:p>
-    <w:p>
-      <w:pPr>
-        <w:pStyle w:val="ListParagraph"/>
-        <w:numPr>
-          <w:ilvl w:val="1"/>
-          <w:numId w:val="2"/>
-        </w:numPr>
-      </w:pPr>
-      <w:r>
-        <w:t xml:space="preserve">what parts of the </w:t>
-      </w:r>
-      <w:proofErr w:type="spellStart"/>
-      <w:r>
-        <w:t>Blattabacterium</w:t>
-      </w:r>
-      <w:proofErr w:type="spellEnd"/>
-      <w:r>
-        <w:t xml:space="preserve"> genome are getting inserting – is it random</w:t>
-      </w:r>
-    </w:p>
-    <w:p/>
-    <w:p/>
+      <w:proofErr w:type="gramEnd"/>
+    </w:p>
     <w:sectPr>
       <w:pgSz w:w="11900" w:h="16840"/>
       <w:pgMar w:top="1440" w:right="1440" w:bottom="1440" w:left="1440" w:header="708" w:footer="708" w:gutter="0"/>
@@ -1059,6 +1255,345 @@
 <file path=word/numbering.xml><?xml version="1.0" encoding="utf-8"?>
 <w:numbering xmlns:wpc="http://schemas.microsoft.com/office/word/2010/wordprocessingCanvas" xmlns:cx="http://schemas.microsoft.com/office/drawing/2014/chartex" xmlns:cx1="http://schemas.microsoft.com/office/drawing/2015/9/8/chartex" xmlns:cx2="http://schemas.microsoft.com/office/drawing/2015/10/21/chartex" xmlns:cx3="http://schemas.microsoft.com/office/drawing/2016/5/9/chartex" xmlns:cx4="http://schemas.microsoft.com/office/drawing/2016/5/10/chartex" xmlns:cx5="http://schemas.microsoft.com/office/drawing/2016/5/11/chartex" xmlns:cx6="http://schemas.microsoft.com/office/drawing/2016/5/12/chartex" xmlns:cx7="http://schemas.microsoft.com/office/drawing/2016/5/13/chartex" xmlns:cx8="http://schemas.microsoft.com/office/drawing/2016/5/14/chartex" xmlns:mc="http://schemas.openxmlformats.org/markup-compatibility/2006" xmlns:aink="http://schemas.microsoft.com/office/drawing/2016/ink" xmlns:am3d="http://schemas.microsoft.com/office/drawing/2017/model3d" xmlns:o="urn:schemas-microsoft-com:office:office" xmlns:r="http://schemas.openxmlformats.org/officeDocument/2006/relationships" xmlns:m="http://schemas.openxmlformats.org/officeDocument/2006/math" xmlns:v="urn:schemas-microsoft-com:vml" xmlns:wp14="http://schemas.microsoft.com/office/word/2010/wordprocessingDrawing" xmlns:wp="http://schemas.openxmlformats.org/drawingml/2006/wordprocessingDrawing" xmlns:w10="urn:schemas-microsoft-com:office:word" xmlns:w="http://schemas.openxmlformats.org/wordprocessingml/2006/main" xmlns:w14="http://schemas.microsoft.com/office/word/2010/wordml" xmlns:w15="http://schemas.microsoft.com/office/word/2012/wordml" xmlns:w16cid="http://schemas.microsoft.com/office/word/2016/wordml/cid" xmlns:w16se="http://schemas.microsoft.com/office/word/2015/wordml/symex" xmlns:wpg="http://schemas.microsoft.com/office/word/2010/wordprocessingGroup" xmlns:wpi="http://schemas.microsoft.com/office/word/2010/wordprocessingInk" xmlns:wne="http://schemas.microsoft.com/office/word/2006/wordml" xmlns:wps="http://schemas.microsoft.com/office/word/2010/wordprocessingShape" mc:Ignorable="w14 w15 w16se w16cid wp14">
   <w:abstractNum w:abstractNumId="0" w15:restartNumberingAfterBreak="0">
+    <w:nsid w:val="0BF02868"/>
+    <w:multiLevelType w:val="hybridMultilevel"/>
+    <w:tmpl w:val="CB2C0620"/>
+    <w:lvl w:ilvl="0" w:tplc="446C3D38">
+      <w:start w:val="16"/>
+      <w:numFmt w:val="bullet"/>
+      <w:lvlText w:val="-"/>
+      <w:lvlJc w:val="left"/>
+      <w:pPr>
+        <w:ind w:left="720" w:hanging="360"/>
+      </w:pPr>
+      <w:rPr>
+        <w:rFonts w:ascii="Calibri" w:eastAsiaTheme="minorEastAsia" w:hAnsi="Calibri" w:cs="Calibri" w:hint="default"/>
+      </w:rPr>
+    </w:lvl>
+    <w:lvl w:ilvl="1" w:tplc="04090003" w:tentative="1">
+      <w:start w:val="1"/>
+      <w:numFmt w:val="bullet"/>
+      <w:lvlText w:val="o"/>
+      <w:lvlJc w:val="left"/>
+      <w:pPr>
+        <w:ind w:left="1440" w:hanging="360"/>
+      </w:pPr>
+      <w:rPr>
+        <w:rFonts w:ascii="Courier New" w:hAnsi="Courier New" w:cs="Courier New" w:hint="default"/>
+      </w:rPr>
+    </w:lvl>
+    <w:lvl w:ilvl="2" w:tplc="04090005" w:tentative="1">
+      <w:start w:val="1"/>
+      <w:numFmt w:val="bullet"/>
+      <w:lvlText w:val=""/>
+      <w:lvlJc w:val="left"/>
+      <w:pPr>
+        <w:ind w:left="2160" w:hanging="360"/>
+      </w:pPr>
+      <w:rPr>
+        <w:rFonts w:ascii="Wingdings" w:hAnsi="Wingdings" w:hint="default"/>
+      </w:rPr>
+    </w:lvl>
+    <w:lvl w:ilvl="3" w:tplc="04090001" w:tentative="1">
+      <w:start w:val="1"/>
+      <w:numFmt w:val="bullet"/>
+      <w:lvlText w:val=""/>
+      <w:lvlJc w:val="left"/>
+      <w:pPr>
+        <w:ind w:left="2880" w:hanging="360"/>
+      </w:pPr>
+      <w:rPr>
+        <w:rFonts w:ascii="Symbol" w:hAnsi="Symbol" w:hint="default"/>
+      </w:rPr>
+    </w:lvl>
+    <w:lvl w:ilvl="4" w:tplc="04090003" w:tentative="1">
+      <w:start w:val="1"/>
+      <w:numFmt w:val="bullet"/>
+      <w:lvlText w:val="o"/>
+      <w:lvlJc w:val="left"/>
+      <w:pPr>
+        <w:ind w:left="3600" w:hanging="360"/>
+      </w:pPr>
+      <w:rPr>
+        <w:rFonts w:ascii="Courier New" w:hAnsi="Courier New" w:cs="Courier New" w:hint="default"/>
+      </w:rPr>
+    </w:lvl>
+    <w:lvl w:ilvl="5" w:tplc="04090005" w:tentative="1">
+      <w:start w:val="1"/>
+      <w:numFmt w:val="bullet"/>
+      <w:lvlText w:val=""/>
+      <w:lvlJc w:val="left"/>
+      <w:pPr>
+        <w:ind w:left="4320" w:hanging="360"/>
+      </w:pPr>
+      <w:rPr>
+        <w:rFonts w:ascii="Wingdings" w:hAnsi="Wingdings" w:hint="default"/>
+      </w:rPr>
+    </w:lvl>
+    <w:lvl w:ilvl="6" w:tplc="04090001" w:tentative="1">
+      <w:start w:val="1"/>
+      <w:numFmt w:val="bullet"/>
+      <w:lvlText w:val=""/>
+      <w:lvlJc w:val="left"/>
+      <w:pPr>
+        <w:ind w:left="5040" w:hanging="360"/>
+      </w:pPr>
+      <w:rPr>
+        <w:rFonts w:ascii="Symbol" w:hAnsi="Symbol" w:hint="default"/>
+      </w:rPr>
+    </w:lvl>
+    <w:lvl w:ilvl="7" w:tplc="04090003" w:tentative="1">
+      <w:start w:val="1"/>
+      <w:numFmt w:val="bullet"/>
+      <w:lvlText w:val="o"/>
+      <w:lvlJc w:val="left"/>
+      <w:pPr>
+        <w:ind w:left="5760" w:hanging="360"/>
+      </w:pPr>
+      <w:rPr>
+        <w:rFonts w:ascii="Courier New" w:hAnsi="Courier New" w:cs="Courier New" w:hint="default"/>
+      </w:rPr>
+    </w:lvl>
+    <w:lvl w:ilvl="8" w:tplc="04090005" w:tentative="1">
+      <w:start w:val="1"/>
+      <w:numFmt w:val="bullet"/>
+      <w:lvlText w:val=""/>
+      <w:lvlJc w:val="left"/>
+      <w:pPr>
+        <w:ind w:left="6480" w:hanging="360"/>
+      </w:pPr>
+      <w:rPr>
+        <w:rFonts w:ascii="Wingdings" w:hAnsi="Wingdings" w:hint="default"/>
+      </w:rPr>
+    </w:lvl>
+  </w:abstractNum>
+  <w:abstractNum w:abstractNumId="1" w15:restartNumberingAfterBreak="0">
+    <w:nsid w:val="17C92C88"/>
+    <w:multiLevelType w:val="hybridMultilevel"/>
+    <w:tmpl w:val="02C48856"/>
+    <w:lvl w:ilvl="0" w:tplc="446C3D38">
+      <w:start w:val="16"/>
+      <w:numFmt w:val="bullet"/>
+      <w:lvlText w:val="-"/>
+      <w:lvlJc w:val="left"/>
+      <w:pPr>
+        <w:ind w:left="720" w:hanging="360"/>
+      </w:pPr>
+      <w:rPr>
+        <w:rFonts w:ascii="Calibri" w:eastAsiaTheme="minorEastAsia" w:hAnsi="Calibri" w:cs="Calibri" w:hint="default"/>
+      </w:rPr>
+    </w:lvl>
+    <w:lvl w:ilvl="1" w:tplc="04090003" w:tentative="1">
+      <w:start w:val="1"/>
+      <w:numFmt w:val="bullet"/>
+      <w:lvlText w:val="o"/>
+      <w:lvlJc w:val="left"/>
+      <w:pPr>
+        <w:ind w:left="1440" w:hanging="360"/>
+      </w:pPr>
+      <w:rPr>
+        <w:rFonts w:ascii="Courier New" w:hAnsi="Courier New" w:cs="Courier New" w:hint="default"/>
+      </w:rPr>
+    </w:lvl>
+    <w:lvl w:ilvl="2" w:tplc="04090005" w:tentative="1">
+      <w:start w:val="1"/>
+      <w:numFmt w:val="bullet"/>
+      <w:lvlText w:val=""/>
+      <w:lvlJc w:val="left"/>
+      <w:pPr>
+        <w:ind w:left="2160" w:hanging="360"/>
+      </w:pPr>
+      <w:rPr>
+        <w:rFonts w:ascii="Wingdings" w:hAnsi="Wingdings" w:hint="default"/>
+      </w:rPr>
+    </w:lvl>
+    <w:lvl w:ilvl="3" w:tplc="04090001" w:tentative="1">
+      <w:start w:val="1"/>
+      <w:numFmt w:val="bullet"/>
+      <w:lvlText w:val=""/>
+      <w:lvlJc w:val="left"/>
+      <w:pPr>
+        <w:ind w:left="2880" w:hanging="360"/>
+      </w:pPr>
+      <w:rPr>
+        <w:rFonts w:ascii="Symbol" w:hAnsi="Symbol" w:hint="default"/>
+      </w:rPr>
+    </w:lvl>
+    <w:lvl w:ilvl="4" w:tplc="04090003" w:tentative="1">
+      <w:start w:val="1"/>
+      <w:numFmt w:val="bullet"/>
+      <w:lvlText w:val="o"/>
+      <w:lvlJc w:val="left"/>
+      <w:pPr>
+        <w:ind w:left="3600" w:hanging="360"/>
+      </w:pPr>
+      <w:rPr>
+        <w:rFonts w:ascii="Courier New" w:hAnsi="Courier New" w:cs="Courier New" w:hint="default"/>
+      </w:rPr>
+    </w:lvl>
+    <w:lvl w:ilvl="5" w:tplc="04090005" w:tentative="1">
+      <w:start w:val="1"/>
+      <w:numFmt w:val="bullet"/>
+      <w:lvlText w:val=""/>
+      <w:lvlJc w:val="left"/>
+      <w:pPr>
+        <w:ind w:left="4320" w:hanging="360"/>
+      </w:pPr>
+      <w:rPr>
+        <w:rFonts w:ascii="Wingdings" w:hAnsi="Wingdings" w:hint="default"/>
+      </w:rPr>
+    </w:lvl>
+    <w:lvl w:ilvl="6" w:tplc="04090001" w:tentative="1">
+      <w:start w:val="1"/>
+      <w:numFmt w:val="bullet"/>
+      <w:lvlText w:val=""/>
+      <w:lvlJc w:val="left"/>
+      <w:pPr>
+        <w:ind w:left="5040" w:hanging="360"/>
+      </w:pPr>
+      <w:rPr>
+        <w:rFonts w:ascii="Symbol" w:hAnsi="Symbol" w:hint="default"/>
+      </w:rPr>
+    </w:lvl>
+    <w:lvl w:ilvl="7" w:tplc="04090003" w:tentative="1">
+      <w:start w:val="1"/>
+      <w:numFmt w:val="bullet"/>
+      <w:lvlText w:val="o"/>
+      <w:lvlJc w:val="left"/>
+      <w:pPr>
+        <w:ind w:left="5760" w:hanging="360"/>
+      </w:pPr>
+      <w:rPr>
+        <w:rFonts w:ascii="Courier New" w:hAnsi="Courier New" w:cs="Courier New" w:hint="default"/>
+      </w:rPr>
+    </w:lvl>
+    <w:lvl w:ilvl="8" w:tplc="04090005" w:tentative="1">
+      <w:start w:val="1"/>
+      <w:numFmt w:val="bullet"/>
+      <w:lvlText w:val=""/>
+      <w:lvlJc w:val="left"/>
+      <w:pPr>
+        <w:ind w:left="6480" w:hanging="360"/>
+      </w:pPr>
+      <w:rPr>
+        <w:rFonts w:ascii="Wingdings" w:hAnsi="Wingdings" w:hint="default"/>
+      </w:rPr>
+    </w:lvl>
+  </w:abstractNum>
+  <w:abstractNum w:abstractNumId="2" w15:restartNumberingAfterBreak="0">
+    <w:nsid w:val="1BAB38A3"/>
+    <w:multiLevelType w:val="hybridMultilevel"/>
+    <w:tmpl w:val="55762140"/>
+    <w:lvl w:ilvl="0" w:tplc="446C3D38">
+      <w:start w:val="16"/>
+      <w:numFmt w:val="bullet"/>
+      <w:lvlText w:val="-"/>
+      <w:lvlJc w:val="left"/>
+      <w:pPr>
+        <w:ind w:left="720" w:hanging="360"/>
+      </w:pPr>
+      <w:rPr>
+        <w:rFonts w:ascii="Calibri" w:eastAsiaTheme="minorEastAsia" w:hAnsi="Calibri" w:cs="Calibri" w:hint="default"/>
+      </w:rPr>
+    </w:lvl>
+    <w:lvl w:ilvl="1" w:tplc="04090003" w:tentative="1">
+      <w:start w:val="1"/>
+      <w:numFmt w:val="bullet"/>
+      <w:lvlText w:val="o"/>
+      <w:lvlJc w:val="left"/>
+      <w:pPr>
+        <w:ind w:left="1440" w:hanging="360"/>
+      </w:pPr>
+      <w:rPr>
+        <w:rFonts w:ascii="Courier New" w:hAnsi="Courier New" w:cs="Courier New" w:hint="default"/>
+      </w:rPr>
+    </w:lvl>
+    <w:lvl w:ilvl="2" w:tplc="04090005" w:tentative="1">
+      <w:start w:val="1"/>
+      <w:numFmt w:val="bullet"/>
+      <w:lvlText w:val=""/>
+      <w:lvlJc w:val="left"/>
+      <w:pPr>
+        <w:ind w:left="2160" w:hanging="360"/>
+      </w:pPr>
+      <w:rPr>
+        <w:rFonts w:ascii="Wingdings" w:hAnsi="Wingdings" w:hint="default"/>
+      </w:rPr>
+    </w:lvl>
+    <w:lvl w:ilvl="3" w:tplc="04090001" w:tentative="1">
+      <w:start w:val="1"/>
+      <w:numFmt w:val="bullet"/>
+      <w:lvlText w:val=""/>
+      <w:lvlJc w:val="left"/>
+      <w:pPr>
+        <w:ind w:left="2880" w:hanging="360"/>
+      </w:pPr>
+      <w:rPr>
+        <w:rFonts w:ascii="Symbol" w:hAnsi="Symbol" w:hint="default"/>
+      </w:rPr>
+    </w:lvl>
+    <w:lvl w:ilvl="4" w:tplc="04090003" w:tentative="1">
+      <w:start w:val="1"/>
+      <w:numFmt w:val="bullet"/>
+      <w:lvlText w:val="o"/>
+      <w:lvlJc w:val="left"/>
+      <w:pPr>
+        <w:ind w:left="3600" w:hanging="360"/>
+      </w:pPr>
+      <w:rPr>
+        <w:rFonts w:ascii="Courier New" w:hAnsi="Courier New" w:cs="Courier New" w:hint="default"/>
+      </w:rPr>
+    </w:lvl>
+    <w:lvl w:ilvl="5" w:tplc="04090005" w:tentative="1">
+      <w:start w:val="1"/>
+      <w:numFmt w:val="bullet"/>
+      <w:lvlText w:val=""/>
+      <w:lvlJc w:val="left"/>
+      <w:pPr>
+        <w:ind w:left="4320" w:hanging="360"/>
+      </w:pPr>
+      <w:rPr>
+        <w:rFonts w:ascii="Wingdings" w:hAnsi="Wingdings" w:hint="default"/>
+      </w:rPr>
+    </w:lvl>
+    <w:lvl w:ilvl="6" w:tplc="04090001" w:tentative="1">
+      <w:start w:val="1"/>
+      <w:numFmt w:val="bullet"/>
+      <w:lvlText w:val=""/>
+      <w:lvlJc w:val="left"/>
+      <w:pPr>
+        <w:ind w:left="5040" w:hanging="360"/>
+      </w:pPr>
+      <w:rPr>
+        <w:rFonts w:ascii="Symbol" w:hAnsi="Symbol" w:hint="default"/>
+      </w:rPr>
+    </w:lvl>
+    <w:lvl w:ilvl="7" w:tplc="04090003" w:tentative="1">
+      <w:start w:val="1"/>
+      <w:numFmt w:val="bullet"/>
+      <w:lvlText w:val="o"/>
+      <w:lvlJc w:val="left"/>
+      <w:pPr>
+        <w:ind w:left="5760" w:hanging="360"/>
+      </w:pPr>
+      <w:rPr>
+        <w:rFonts w:ascii="Courier New" w:hAnsi="Courier New" w:cs="Courier New" w:hint="default"/>
+      </w:rPr>
+    </w:lvl>
+    <w:lvl w:ilvl="8" w:tplc="04090005" w:tentative="1">
+      <w:start w:val="1"/>
+      <w:numFmt w:val="bullet"/>
+      <w:lvlText w:val=""/>
+      <w:lvlJc w:val="left"/>
+      <w:pPr>
+        <w:ind w:left="6480" w:hanging="360"/>
+      </w:pPr>
+      <w:rPr>
+        <w:rFonts w:ascii="Wingdings" w:hAnsi="Wingdings" w:hint="default"/>
+      </w:rPr>
+    </w:lvl>
+  </w:abstractNum>
+  <w:abstractNum w:abstractNumId="3" w15:restartNumberingAfterBreak="0">
     <w:nsid w:val="23CE3F06"/>
     <w:multiLevelType w:val="hybridMultilevel"/>
     <w:tmpl w:val="0584D754"/>
@@ -1171,7 +1706,7 @@
       </w:rPr>
     </w:lvl>
   </w:abstractNum>
-  <w:abstractNum w:abstractNumId="1" w15:restartNumberingAfterBreak="0">
+  <w:abstractNum w:abstractNumId="4" w15:restartNumberingAfterBreak="0">
     <w:nsid w:val="245F154F"/>
     <w:multiLevelType w:val="hybridMultilevel"/>
     <w:tmpl w:val="262E140C"/>
@@ -1283,7 +1818,7 @@
       </w:rPr>
     </w:lvl>
   </w:abstractNum>
-  <w:abstractNum w:abstractNumId="2" w15:restartNumberingAfterBreak="0">
+  <w:abstractNum w:abstractNumId="5" w15:restartNumberingAfterBreak="0">
     <w:nsid w:val="3FC35D28"/>
     <w:multiLevelType w:val="hybridMultilevel"/>
     <w:tmpl w:val="3BD01162"/>
@@ -1396,7 +1931,120 @@
       </w:rPr>
     </w:lvl>
   </w:abstractNum>
-  <w:abstractNum w:abstractNumId="3" w15:restartNumberingAfterBreak="0">
+  <w:abstractNum w:abstractNumId="6" w15:restartNumberingAfterBreak="0">
+    <w:nsid w:val="542311C3"/>
+    <w:multiLevelType w:val="hybridMultilevel"/>
+    <w:tmpl w:val="70920186"/>
+    <w:lvl w:ilvl="0" w:tplc="446C3D38">
+      <w:start w:val="16"/>
+      <w:numFmt w:val="bullet"/>
+      <w:lvlText w:val="-"/>
+      <w:lvlJc w:val="left"/>
+      <w:pPr>
+        <w:ind w:left="720" w:hanging="360"/>
+      </w:pPr>
+      <w:rPr>
+        <w:rFonts w:ascii="Calibri" w:eastAsiaTheme="minorEastAsia" w:hAnsi="Calibri" w:cs="Calibri" w:hint="default"/>
+      </w:rPr>
+    </w:lvl>
+    <w:lvl w:ilvl="1" w:tplc="04090003" w:tentative="1">
+      <w:start w:val="1"/>
+      <w:numFmt w:val="bullet"/>
+      <w:lvlText w:val="o"/>
+      <w:lvlJc w:val="left"/>
+      <w:pPr>
+        <w:ind w:left="1440" w:hanging="360"/>
+      </w:pPr>
+      <w:rPr>
+        <w:rFonts w:ascii="Courier New" w:hAnsi="Courier New" w:cs="Courier New" w:hint="default"/>
+      </w:rPr>
+    </w:lvl>
+    <w:lvl w:ilvl="2" w:tplc="04090005" w:tentative="1">
+      <w:start w:val="1"/>
+      <w:numFmt w:val="bullet"/>
+      <w:lvlText w:val=""/>
+      <w:lvlJc w:val="left"/>
+      <w:pPr>
+        <w:ind w:left="2160" w:hanging="360"/>
+      </w:pPr>
+      <w:rPr>
+        <w:rFonts w:ascii="Wingdings" w:hAnsi="Wingdings" w:hint="default"/>
+      </w:rPr>
+    </w:lvl>
+    <w:lvl w:ilvl="3" w:tplc="04090001" w:tentative="1">
+      <w:start w:val="1"/>
+      <w:numFmt w:val="bullet"/>
+      <w:lvlText w:val=""/>
+      <w:lvlJc w:val="left"/>
+      <w:pPr>
+        <w:ind w:left="2880" w:hanging="360"/>
+      </w:pPr>
+      <w:rPr>
+        <w:rFonts w:ascii="Symbol" w:hAnsi="Symbol" w:hint="default"/>
+      </w:rPr>
+    </w:lvl>
+    <w:lvl w:ilvl="4" w:tplc="04090003" w:tentative="1">
+      <w:start w:val="1"/>
+      <w:numFmt w:val="bullet"/>
+      <w:lvlText w:val="o"/>
+      <w:lvlJc w:val="left"/>
+      <w:pPr>
+        <w:ind w:left="3600" w:hanging="360"/>
+      </w:pPr>
+      <w:rPr>
+        <w:rFonts w:ascii="Courier New" w:hAnsi="Courier New" w:cs="Courier New" w:hint="default"/>
+      </w:rPr>
+    </w:lvl>
+    <w:lvl w:ilvl="5" w:tplc="04090005" w:tentative="1">
+      <w:start w:val="1"/>
+      <w:numFmt w:val="bullet"/>
+      <w:lvlText w:val=""/>
+      <w:lvlJc w:val="left"/>
+      <w:pPr>
+        <w:ind w:left="4320" w:hanging="360"/>
+      </w:pPr>
+      <w:rPr>
+        <w:rFonts w:ascii="Wingdings" w:hAnsi="Wingdings" w:hint="default"/>
+      </w:rPr>
+    </w:lvl>
+    <w:lvl w:ilvl="6" w:tplc="04090001" w:tentative="1">
+      <w:start w:val="1"/>
+      <w:numFmt w:val="bullet"/>
+      <w:lvlText w:val=""/>
+      <w:lvlJc w:val="left"/>
+      <w:pPr>
+        <w:ind w:left="5040" w:hanging="360"/>
+      </w:pPr>
+      <w:rPr>
+        <w:rFonts w:ascii="Symbol" w:hAnsi="Symbol" w:hint="default"/>
+      </w:rPr>
+    </w:lvl>
+    <w:lvl w:ilvl="7" w:tplc="04090003" w:tentative="1">
+      <w:start w:val="1"/>
+      <w:numFmt w:val="bullet"/>
+      <w:lvlText w:val="o"/>
+      <w:lvlJc w:val="left"/>
+      <w:pPr>
+        <w:ind w:left="5760" w:hanging="360"/>
+      </w:pPr>
+      <w:rPr>
+        <w:rFonts w:ascii="Courier New" w:hAnsi="Courier New" w:cs="Courier New" w:hint="default"/>
+      </w:rPr>
+    </w:lvl>
+    <w:lvl w:ilvl="8" w:tplc="04090005" w:tentative="1">
+      <w:start w:val="1"/>
+      <w:numFmt w:val="bullet"/>
+      <w:lvlText w:val=""/>
+      <w:lvlJc w:val="left"/>
+      <w:pPr>
+        <w:ind w:left="6480" w:hanging="360"/>
+      </w:pPr>
+      <w:rPr>
+        <w:rFonts w:ascii="Wingdings" w:hAnsi="Wingdings" w:hint="default"/>
+      </w:rPr>
+    </w:lvl>
+  </w:abstractNum>
+  <w:abstractNum w:abstractNumId="7" w15:restartNumberingAfterBreak="0">
     <w:nsid w:val="54D11D18"/>
     <w:multiLevelType w:val="hybridMultilevel"/>
     <w:tmpl w:val="B9C41916"/>
@@ -1510,16 +2158,28 @@
     </w:lvl>
   </w:abstractNum>
   <w:num w:numId="1">
+    <w:abstractNumId w:val="7"/>
+  </w:num>
+  <w:num w:numId="2">
     <w:abstractNumId w:val="3"/>
   </w:num>
-  <w:num w:numId="2">
+  <w:num w:numId="3">
+    <w:abstractNumId w:val="4"/>
+  </w:num>
+  <w:num w:numId="4">
+    <w:abstractNumId w:val="5"/>
+  </w:num>
+  <w:num w:numId="5">
+    <w:abstractNumId w:val="2"/>
+  </w:num>
+  <w:num w:numId="6">
+    <w:abstractNumId w:val="6"/>
+  </w:num>
+  <w:num w:numId="7">
     <w:abstractNumId w:val="0"/>
   </w:num>
-  <w:num w:numId="3">
+  <w:num w:numId="8">
     <w:abstractNumId w:val="1"/>
-  </w:num>
-  <w:num w:numId="4">
-    <w:abstractNumId w:val="2"/>
   </w:num>
 </w:numbering>
 </file>

--- a/HGT-project-management.docx
+++ b/HGT-project-management.docx
@@ -1238,9 +1238,50 @@
       <w:r>
         <w:t>= ?</w:t>
       </w:r>
+      <w:proofErr w:type="gramEnd"/>
+    </w:p>
+    <w:p/>
+    <w:p>
+      <w:r>
+        <w:t xml:space="preserve">Methylation </w:t>
+      </w:r>
+      <w:proofErr w:type="gramStart"/>
+      <w:r>
+        <w:t>= ?</w:t>
+      </w:r>
+      <w:proofErr w:type="gramEnd"/>
+    </w:p>
+    <w:p>
+      <w:pPr>
+        <w:pStyle w:val="ListParagraph"/>
+        <w:numPr>
+          <w:ilvl w:val="0"/>
+          <w:numId w:val="5"/>
+        </w:numPr>
+      </w:pPr>
+      <w:r>
+        <w:t>M</w:t>
+      </w:r>
+      <w:r>
+        <w:t>ethylation vs the flanking region</w:t>
+      </w:r>
+    </w:p>
+    <w:p>
+      <w:pPr>
+        <w:pStyle w:val="ListParagraph"/>
+        <w:numPr>
+          <w:ilvl w:val="0"/>
+          <w:numId w:val="5"/>
+        </w:numPr>
+      </w:pPr>
+      <w:r>
+        <w:t>Only possibl</w:t>
+      </w:r>
+      <w:r>
+        <w:t>e for species with pod5 files</w:t>
+      </w:r>
       <w:bookmarkStart w:id="0" w:name="_GoBack"/>
       <w:bookmarkEnd w:id="0"/>
-      <w:proofErr w:type="gramEnd"/>
     </w:p>
     <w:sectPr>
       <w:pgSz w:w="11900" w:h="16840"/>

--- a/HGT-project-management.docx
+++ b/HGT-project-management.docx
@@ -817,7 +817,6 @@
         <w:rPr>
           <w:highlight w:val="cyan"/>
         </w:rPr>
-        <w:lastRenderedPageBreak/>
         <w:t>distance distribution</w:t>
       </w:r>
     </w:p>
@@ -872,6 +871,7 @@
         <w:rPr>
           <w:highlight w:val="cyan"/>
         </w:rPr>
+        <w:lastRenderedPageBreak/>
         <w:t>Ageing:</w:t>
       </w:r>
     </w:p>
@@ -1280,9 +1280,669 @@
       <w:r>
         <w:t>e for species with pod5 files</w:t>
       </w:r>
+    </w:p>
+    <w:p/>
+    <w:p/>
+    <w:p/>
+    <w:p>
+      <w:pPr>
+        <w:rPr>
+          <w:b/>
+          <w:bCs/>
+        </w:rPr>
+      </w:pPr>
+      <w:r>
+        <w:rPr>
+          <w:b/>
+          <w:bCs/>
+        </w:rPr>
+        <w:lastRenderedPageBreak/>
+        <w:t>Which inserts?</w:t>
+      </w:r>
+    </w:p>
+    <w:p/>
+    <w:p>
+      <w:pPr>
+        <w:shd w:val="clear" w:color="auto" w:fill="FFFFFF"/>
+        <w:textAlignment w:val="baseline"/>
+        <w:rPr>
+          <w:rFonts w:ascii="Calibri" w:hAnsi="Calibri" w:cs="Calibri"/>
+          <w:color w:val="000000"/>
+        </w:rPr>
+      </w:pPr>
+      <w:r>
+        <w:rPr>
+          <w:rFonts w:ascii="Calibri" w:hAnsi="Calibri" w:cs="Calibri"/>
+          <w:color w:val="000000"/>
+        </w:rPr>
+        <w:t>The outcome of the filtering was 4 sets of inserts:</w:t>
+      </w:r>
+    </w:p>
+    <w:p>
+      <w:pPr>
+        <w:numPr>
+          <w:ilvl w:val="0"/>
+          <w:numId w:val="9"/>
+        </w:numPr>
+        <w:shd w:val="clear" w:color="auto" w:fill="FFFFFF"/>
+        <w:spacing w:before="100" w:beforeAutospacing="1" w:after="100" w:afterAutospacing="1"/>
+        <w:textAlignment w:val="baseline"/>
+        <w:rPr>
+          <w:rFonts w:ascii="Calibri" w:hAnsi="Calibri" w:cs="Calibri"/>
+          <w:color w:val="000000"/>
+        </w:rPr>
+      </w:pPr>
+      <w:r>
+        <w:rPr>
+          <w:rFonts w:ascii="Calibri" w:hAnsi="Calibri" w:cs="Calibri"/>
+          <w:color w:val="000000"/>
+        </w:rPr>
+        <w:t>Stringent filtering - all inserts (including genuine duplicates) - we called these '</w:t>
+      </w:r>
+      <w:proofErr w:type="gramStart"/>
+      <w:r>
+        <w:rPr>
+          <w:rFonts w:ascii="Calibri" w:hAnsi="Calibri" w:cs="Calibri"/>
+          <w:b/>
+          <w:bCs/>
+          <w:i/>
+          <w:iCs/>
+          <w:color w:val="000000"/>
+        </w:rPr>
+        <w:t>7.v</w:t>
+      </w:r>
+      <w:proofErr w:type="gramEnd"/>
+      <w:r>
+        <w:rPr>
+          <w:rFonts w:ascii="Calibri" w:hAnsi="Calibri" w:cs="Calibri"/>
+          <w:b/>
+          <w:bCs/>
+          <w:i/>
+          <w:iCs/>
+          <w:color w:val="000000"/>
+        </w:rPr>
+        <w:t>1</w:t>
+      </w:r>
+      <w:r>
+        <w:rPr>
+          <w:rFonts w:ascii="Calibri" w:hAnsi="Calibri" w:cs="Calibri"/>
+          <w:color w:val="000000"/>
+        </w:rPr>
+        <w:t>'</w:t>
+      </w:r>
+    </w:p>
+    <w:p>
+      <w:pPr>
+        <w:numPr>
+          <w:ilvl w:val="0"/>
+          <w:numId w:val="9"/>
+        </w:numPr>
+        <w:shd w:val="clear" w:color="auto" w:fill="FFFFFF"/>
+        <w:spacing w:before="100" w:beforeAutospacing="1" w:after="100" w:afterAutospacing="1"/>
+        <w:textAlignment w:val="baseline"/>
+        <w:rPr>
+          <w:rFonts w:ascii="Calibri" w:hAnsi="Calibri" w:cs="Calibri"/>
+          <w:color w:val="000000"/>
+        </w:rPr>
+      </w:pPr>
+      <w:r>
+        <w:rPr>
+          <w:rFonts w:ascii="Calibri" w:hAnsi="Calibri" w:cs="Calibri"/>
+          <w:color w:val="000000"/>
+        </w:rPr>
+        <w:t>Stringent filtering - only unique inserts - these are called '</w:t>
+      </w:r>
+      <w:proofErr w:type="gramStart"/>
+      <w:r>
+        <w:rPr>
+          <w:rFonts w:ascii="Calibri" w:hAnsi="Calibri" w:cs="Calibri"/>
+          <w:b/>
+          <w:bCs/>
+          <w:i/>
+          <w:iCs/>
+          <w:color w:val="000000"/>
+        </w:rPr>
+        <w:t>7.v</w:t>
+      </w:r>
+      <w:proofErr w:type="gramEnd"/>
+      <w:r>
+        <w:rPr>
+          <w:rFonts w:ascii="Calibri" w:hAnsi="Calibri" w:cs="Calibri"/>
+          <w:b/>
+          <w:bCs/>
+          <w:i/>
+          <w:iCs/>
+          <w:color w:val="000000"/>
+        </w:rPr>
+        <w:t>2</w:t>
+      </w:r>
+      <w:r>
+        <w:rPr>
+          <w:rFonts w:ascii="Calibri" w:hAnsi="Calibri" w:cs="Calibri"/>
+          <w:color w:val="000000"/>
+        </w:rPr>
+        <w:t>'</w:t>
+      </w:r>
+    </w:p>
+    <w:p>
+      <w:pPr>
+        <w:numPr>
+          <w:ilvl w:val="0"/>
+          <w:numId w:val="9"/>
+        </w:numPr>
+        <w:shd w:val="clear" w:color="auto" w:fill="FFFFFF"/>
+        <w:spacing w:before="100" w:beforeAutospacing="1" w:after="100" w:afterAutospacing="1"/>
+        <w:textAlignment w:val="baseline"/>
+        <w:rPr>
+          <w:rFonts w:ascii="Calibri" w:hAnsi="Calibri" w:cs="Calibri"/>
+          <w:color w:val="000000"/>
+        </w:rPr>
+      </w:pPr>
+      <w:r>
+        <w:rPr>
+          <w:rFonts w:ascii="Calibri" w:hAnsi="Calibri" w:cs="Calibri"/>
+          <w:color w:val="000000"/>
+        </w:rPr>
+        <w:t>Alternate (lax) filtering - all inserts (including genuine duplicates) - these are called '</w:t>
+      </w:r>
+      <w:proofErr w:type="gramStart"/>
+      <w:r>
+        <w:rPr>
+          <w:rFonts w:ascii="Calibri" w:hAnsi="Calibri" w:cs="Calibri"/>
+          <w:b/>
+          <w:bCs/>
+          <w:i/>
+          <w:iCs/>
+          <w:color w:val="000000"/>
+        </w:rPr>
+        <w:t>7.v</w:t>
+      </w:r>
+      <w:proofErr w:type="gramEnd"/>
+      <w:r>
+        <w:rPr>
+          <w:rFonts w:ascii="Calibri" w:hAnsi="Calibri" w:cs="Calibri"/>
+          <w:b/>
+          <w:bCs/>
+          <w:i/>
+          <w:iCs/>
+          <w:color w:val="000000"/>
+        </w:rPr>
+        <w:t>3</w:t>
+      </w:r>
+      <w:r>
+        <w:rPr>
+          <w:rFonts w:ascii="Calibri" w:hAnsi="Calibri" w:cs="Calibri"/>
+          <w:color w:val="000000"/>
+        </w:rPr>
+        <w:t>'</w:t>
+      </w:r>
+    </w:p>
+    <w:p>
+      <w:pPr>
+        <w:numPr>
+          <w:ilvl w:val="0"/>
+          <w:numId w:val="9"/>
+        </w:numPr>
+        <w:shd w:val="clear" w:color="auto" w:fill="FFFFFF"/>
+        <w:spacing w:before="100" w:beforeAutospacing="1" w:after="100" w:afterAutospacing="1"/>
+        <w:textAlignment w:val="baseline"/>
+        <w:rPr>
+          <w:rFonts w:ascii="Calibri" w:hAnsi="Calibri" w:cs="Calibri"/>
+          <w:color w:val="000000"/>
+        </w:rPr>
+      </w:pPr>
+      <w:r>
+        <w:rPr>
+          <w:rFonts w:ascii="Calibri" w:hAnsi="Calibri" w:cs="Calibri"/>
+          <w:color w:val="000000"/>
+        </w:rPr>
+        <w:t>Alternate (lax) filtering - only unique inserts - these are called '</w:t>
+      </w:r>
+      <w:proofErr w:type="gramStart"/>
+      <w:r>
+        <w:rPr>
+          <w:rFonts w:ascii="Calibri" w:hAnsi="Calibri" w:cs="Calibri"/>
+          <w:b/>
+          <w:bCs/>
+          <w:i/>
+          <w:iCs/>
+          <w:color w:val="000000"/>
+        </w:rPr>
+        <w:t>7.v</w:t>
+      </w:r>
+      <w:proofErr w:type="gramEnd"/>
+      <w:r>
+        <w:rPr>
+          <w:rFonts w:ascii="Calibri" w:hAnsi="Calibri" w:cs="Calibri"/>
+          <w:b/>
+          <w:bCs/>
+          <w:i/>
+          <w:iCs/>
+          <w:color w:val="000000"/>
+        </w:rPr>
+        <w:t>4</w:t>
+      </w:r>
+      <w:r>
+        <w:rPr>
+          <w:rFonts w:ascii="Calibri" w:hAnsi="Calibri" w:cs="Calibri"/>
+          <w:color w:val="000000"/>
+        </w:rPr>
+        <w:t>'</w:t>
+      </w:r>
+    </w:p>
+    <w:p>
+      <w:pPr>
+        <w:shd w:val="clear" w:color="auto" w:fill="FFFFFF"/>
+        <w:textAlignment w:val="baseline"/>
+        <w:rPr>
+          <w:rFonts w:ascii="Calibri" w:hAnsi="Calibri" w:cs="Calibri"/>
+          <w:color w:val="000000"/>
+        </w:rPr>
+      </w:pPr>
       <w:bookmarkStart w:id="0" w:name="_GoBack"/>
       <w:bookmarkEnd w:id="0"/>
     </w:p>
+    <w:p>
+      <w:pPr>
+        <w:shd w:val="clear" w:color="auto" w:fill="FFFFFF"/>
+        <w:textAlignment w:val="baseline"/>
+        <w:rPr>
+          <w:rFonts w:ascii="Calibri" w:hAnsi="Calibri" w:cs="Calibri"/>
+          <w:color w:val="000000"/>
+        </w:rPr>
+      </w:pPr>
+      <w:r>
+        <w:rPr>
+          <w:rFonts w:ascii="Calibri" w:hAnsi="Calibri" w:cs="Calibri"/>
+          <w:color w:val="000000"/>
+        </w:rPr>
+        <w:t>The plan was to keep any content/analyses of the 'alternate (lax) filtering inserts' (i.e. </w:t>
+      </w:r>
+      <w:proofErr w:type="gramStart"/>
+      <w:r>
+        <w:rPr>
+          <w:rFonts w:ascii="Calibri" w:hAnsi="Calibri" w:cs="Calibri"/>
+          <w:i/>
+          <w:iCs/>
+          <w:color w:val="000000"/>
+        </w:rPr>
+        <w:t>7.v</w:t>
+      </w:r>
+      <w:proofErr w:type="gramEnd"/>
+      <w:r>
+        <w:rPr>
+          <w:rFonts w:ascii="Calibri" w:hAnsi="Calibri" w:cs="Calibri"/>
+          <w:i/>
+          <w:iCs/>
+          <w:color w:val="000000"/>
+        </w:rPr>
+        <w:t>3</w:t>
+      </w:r>
+      <w:r>
+        <w:rPr>
+          <w:rFonts w:ascii="Calibri" w:hAnsi="Calibri" w:cs="Calibri"/>
+          <w:color w:val="000000"/>
+        </w:rPr>
+        <w:t> and </w:t>
+      </w:r>
+      <w:r>
+        <w:rPr>
+          <w:rFonts w:ascii="Calibri" w:hAnsi="Calibri" w:cs="Calibri"/>
+          <w:i/>
+          <w:iCs/>
+          <w:color w:val="000000"/>
+        </w:rPr>
+        <w:t>7.v4</w:t>
+      </w:r>
+      <w:r>
+        <w:rPr>
+          <w:rFonts w:ascii="Calibri" w:hAnsi="Calibri" w:cs="Calibri"/>
+          <w:color w:val="000000"/>
+        </w:rPr>
+        <w:t>) to the supplementary data. We also need to decide what analysis should be performed on the full set of inserts (including genuine duplicates'; </w:t>
+      </w:r>
+      <w:proofErr w:type="gramStart"/>
+      <w:r>
+        <w:rPr>
+          <w:rFonts w:ascii="Calibri" w:hAnsi="Calibri" w:cs="Calibri"/>
+          <w:i/>
+          <w:iCs/>
+          <w:color w:val="000000"/>
+        </w:rPr>
+        <w:t>7.v</w:t>
+      </w:r>
+      <w:proofErr w:type="gramEnd"/>
+      <w:r>
+        <w:rPr>
+          <w:rFonts w:ascii="Calibri" w:hAnsi="Calibri" w:cs="Calibri"/>
+          <w:i/>
+          <w:iCs/>
+          <w:color w:val="000000"/>
+        </w:rPr>
+        <w:t>1</w:t>
+      </w:r>
+      <w:r>
+        <w:rPr>
+          <w:rFonts w:ascii="Calibri" w:hAnsi="Calibri" w:cs="Calibri"/>
+          <w:color w:val="000000"/>
+        </w:rPr>
+        <w:t>) vs only the unique inserts (duplicates removed; i.e. </w:t>
+      </w:r>
+      <w:r>
+        <w:rPr>
+          <w:rFonts w:ascii="Calibri" w:hAnsi="Calibri" w:cs="Calibri"/>
+          <w:i/>
+          <w:iCs/>
+          <w:color w:val="000000"/>
+        </w:rPr>
+        <w:t>7.v2</w:t>
+      </w:r>
+      <w:r>
+        <w:rPr>
+          <w:rFonts w:ascii="Calibri" w:hAnsi="Calibri" w:cs="Calibri"/>
+          <w:color w:val="000000"/>
+        </w:rPr>
+        <w:t>). This is what I was thinking:</w:t>
+      </w:r>
+    </w:p>
+    <w:p>
+      <w:pPr>
+        <w:numPr>
+          <w:ilvl w:val="0"/>
+          <w:numId w:val="10"/>
+        </w:numPr>
+        <w:shd w:val="clear" w:color="auto" w:fill="FFFFFF"/>
+        <w:spacing w:before="100" w:beforeAutospacing="1" w:after="100" w:afterAutospacing="1"/>
+        <w:textAlignment w:val="baseline"/>
+        <w:rPr>
+          <w:rFonts w:ascii="Calibri" w:hAnsi="Calibri" w:cs="Calibri"/>
+          <w:color w:val="000000"/>
+        </w:rPr>
+      </w:pPr>
+      <w:r>
+        <w:rPr>
+          <w:rFonts w:ascii="Calibri" w:hAnsi="Calibri" w:cs="Calibri"/>
+          <w:color w:val="000000"/>
+        </w:rPr>
+        <w:t xml:space="preserve"> Aging the inserts = </w:t>
+      </w:r>
+      <w:proofErr w:type="gramStart"/>
+      <w:r>
+        <w:rPr>
+          <w:rFonts w:ascii="Calibri" w:hAnsi="Calibri" w:cs="Calibri"/>
+          <w:color w:val="000000"/>
+        </w:rPr>
+        <w:t>7.v</w:t>
+      </w:r>
+      <w:proofErr w:type="gramEnd"/>
+      <w:r>
+        <w:rPr>
+          <w:rFonts w:ascii="Calibri" w:hAnsi="Calibri" w:cs="Calibri"/>
+          <w:color w:val="000000"/>
+        </w:rPr>
+        <w:t>2</w:t>
+      </w:r>
+    </w:p>
+    <w:p>
+      <w:pPr>
+        <w:numPr>
+          <w:ilvl w:val="1"/>
+          <w:numId w:val="10"/>
+        </w:numPr>
+        <w:shd w:val="clear" w:color="auto" w:fill="FFFFFF"/>
+        <w:spacing w:before="100" w:beforeAutospacing="1" w:after="100" w:afterAutospacing="1"/>
+        <w:textAlignment w:val="baseline"/>
+        <w:rPr>
+          <w:rFonts w:ascii="Calibri" w:hAnsi="Calibri" w:cs="Calibri"/>
+          <w:color w:val="000000"/>
+        </w:rPr>
+      </w:pPr>
+      <w:r>
+        <w:rPr>
+          <w:rFonts w:ascii="Calibri" w:hAnsi="Calibri" w:cs="Calibri"/>
+          <w:color w:val="000000"/>
+        </w:rPr>
+        <w:t>We are determining how old the insertion times are, not when any duplication events happened.</w:t>
+      </w:r>
+    </w:p>
+    <w:p>
+      <w:pPr>
+        <w:numPr>
+          <w:ilvl w:val="0"/>
+          <w:numId w:val="10"/>
+        </w:numPr>
+        <w:shd w:val="clear" w:color="auto" w:fill="FFFFFF"/>
+        <w:spacing w:before="100" w:beforeAutospacing="1" w:after="100" w:afterAutospacing="1"/>
+        <w:textAlignment w:val="baseline"/>
+        <w:rPr>
+          <w:rFonts w:ascii="Calibri" w:hAnsi="Calibri" w:cs="Calibri"/>
+          <w:color w:val="000000"/>
+        </w:rPr>
+      </w:pPr>
+      <w:r>
+        <w:rPr>
+          <w:rFonts w:ascii="Calibri" w:hAnsi="Calibri" w:cs="Calibri"/>
+          <w:color w:val="000000"/>
+        </w:rPr>
+        <w:t xml:space="preserve">Assessing genic vs intergenic = </w:t>
+      </w:r>
+      <w:proofErr w:type="gramStart"/>
+      <w:r>
+        <w:rPr>
+          <w:rFonts w:ascii="Calibri" w:hAnsi="Calibri" w:cs="Calibri"/>
+          <w:color w:val="000000"/>
+        </w:rPr>
+        <w:t>7.v</w:t>
+      </w:r>
+      <w:proofErr w:type="gramEnd"/>
+      <w:r>
+        <w:rPr>
+          <w:rFonts w:ascii="Calibri" w:hAnsi="Calibri" w:cs="Calibri"/>
+          <w:color w:val="000000"/>
+        </w:rPr>
+        <w:t>1</w:t>
+      </w:r>
+    </w:p>
+    <w:p>
+      <w:pPr>
+        <w:numPr>
+          <w:ilvl w:val="0"/>
+          <w:numId w:val="10"/>
+        </w:numPr>
+        <w:shd w:val="clear" w:color="auto" w:fill="FFFFFF"/>
+        <w:spacing w:before="100" w:beforeAutospacing="1" w:after="100" w:afterAutospacing="1"/>
+        <w:textAlignment w:val="baseline"/>
+        <w:rPr>
+          <w:rFonts w:ascii="Calibri" w:hAnsi="Calibri" w:cs="Calibri"/>
+          <w:color w:val="000000"/>
+        </w:rPr>
+      </w:pPr>
+      <w:r>
+        <w:rPr>
+          <w:rFonts w:ascii="Calibri" w:hAnsi="Calibri" w:cs="Calibri"/>
+          <w:color w:val="000000"/>
+        </w:rPr>
+        <w:t xml:space="preserve">Assessing distances between inserts = </w:t>
+      </w:r>
+      <w:proofErr w:type="gramStart"/>
+      <w:r>
+        <w:rPr>
+          <w:rFonts w:ascii="Calibri" w:hAnsi="Calibri" w:cs="Calibri"/>
+          <w:color w:val="000000"/>
+        </w:rPr>
+        <w:t>7.v</w:t>
+      </w:r>
+      <w:proofErr w:type="gramEnd"/>
+      <w:r>
+        <w:rPr>
+          <w:rFonts w:ascii="Calibri" w:hAnsi="Calibri" w:cs="Calibri"/>
+          <w:color w:val="000000"/>
+        </w:rPr>
+        <w:t>1</w:t>
+      </w:r>
+    </w:p>
+    <w:p>
+      <w:pPr>
+        <w:numPr>
+          <w:ilvl w:val="0"/>
+          <w:numId w:val="10"/>
+        </w:numPr>
+        <w:shd w:val="clear" w:color="auto" w:fill="FFFFFF"/>
+        <w:spacing w:before="100" w:beforeAutospacing="1" w:after="100" w:afterAutospacing="1"/>
+        <w:textAlignment w:val="baseline"/>
+        <w:rPr>
+          <w:rFonts w:ascii="Calibri" w:hAnsi="Calibri" w:cs="Calibri"/>
+          <w:color w:val="000000"/>
+        </w:rPr>
+      </w:pPr>
+      <w:r>
+        <w:rPr>
+          <w:rFonts w:ascii="Calibri" w:hAnsi="Calibri" w:cs="Calibri"/>
+          <w:color w:val="000000"/>
+        </w:rPr>
+        <w:t xml:space="preserve">Length distribution of inserts = </w:t>
+      </w:r>
+      <w:proofErr w:type="gramStart"/>
+      <w:r>
+        <w:rPr>
+          <w:rFonts w:ascii="Calibri" w:hAnsi="Calibri" w:cs="Calibri"/>
+          <w:color w:val="000000"/>
+        </w:rPr>
+        <w:t>7.v</w:t>
+      </w:r>
+      <w:proofErr w:type="gramEnd"/>
+      <w:r>
+        <w:rPr>
+          <w:rFonts w:ascii="Calibri" w:hAnsi="Calibri" w:cs="Calibri"/>
+          <w:color w:val="000000"/>
+        </w:rPr>
+        <w:t>1</w:t>
+      </w:r>
+    </w:p>
+    <w:p>
+      <w:pPr>
+        <w:numPr>
+          <w:ilvl w:val="0"/>
+          <w:numId w:val="10"/>
+        </w:numPr>
+        <w:shd w:val="clear" w:color="auto" w:fill="FFFFFF"/>
+        <w:spacing w:before="100" w:beforeAutospacing="1" w:after="100" w:afterAutospacing="1"/>
+        <w:textAlignment w:val="baseline"/>
+        <w:rPr>
+          <w:rFonts w:ascii="Calibri" w:hAnsi="Calibri" w:cs="Calibri"/>
+          <w:color w:val="000000"/>
+        </w:rPr>
+      </w:pPr>
+      <w:r>
+        <w:rPr>
+          <w:rFonts w:ascii="Calibri" w:hAnsi="Calibri" w:cs="Calibri"/>
+          <w:color w:val="000000"/>
+        </w:rPr>
+        <w:t xml:space="preserve">GC content of inserts vs non-inserts = </w:t>
+      </w:r>
+      <w:proofErr w:type="gramStart"/>
+      <w:r>
+        <w:rPr>
+          <w:rFonts w:ascii="Calibri" w:hAnsi="Calibri" w:cs="Calibri"/>
+          <w:color w:val="000000"/>
+        </w:rPr>
+        <w:t>7.v</w:t>
+      </w:r>
+      <w:proofErr w:type="gramEnd"/>
+      <w:r>
+        <w:rPr>
+          <w:rFonts w:ascii="Calibri" w:hAnsi="Calibri" w:cs="Calibri"/>
+          <w:color w:val="000000"/>
+        </w:rPr>
+        <w:t>1</w:t>
+      </w:r>
+    </w:p>
+    <w:p>
+      <w:pPr>
+        <w:numPr>
+          <w:ilvl w:val="0"/>
+          <w:numId w:val="10"/>
+        </w:numPr>
+        <w:shd w:val="clear" w:color="auto" w:fill="FFFFFF"/>
+        <w:spacing w:before="100" w:beforeAutospacing="1" w:after="100" w:afterAutospacing="1"/>
+        <w:textAlignment w:val="baseline"/>
+        <w:rPr>
+          <w:rFonts w:ascii="Calibri" w:hAnsi="Calibri" w:cs="Calibri"/>
+          <w:color w:val="000000"/>
+        </w:rPr>
+      </w:pPr>
+      <w:r>
+        <w:rPr>
+          <w:rFonts w:ascii="Calibri" w:hAnsi="Calibri" w:cs="Calibri"/>
+          <w:color w:val="000000"/>
+        </w:rPr>
+        <w:t xml:space="preserve">Origin of inserts from within </w:t>
+      </w:r>
+      <w:proofErr w:type="spellStart"/>
+      <w:r>
+        <w:rPr>
+          <w:rFonts w:ascii="Calibri" w:hAnsi="Calibri" w:cs="Calibri"/>
+          <w:color w:val="000000"/>
+        </w:rPr>
+        <w:t>Blattabacterium</w:t>
+      </w:r>
+      <w:proofErr w:type="spellEnd"/>
+      <w:r>
+        <w:rPr>
+          <w:rFonts w:ascii="Calibri" w:hAnsi="Calibri" w:cs="Calibri"/>
+          <w:color w:val="000000"/>
+        </w:rPr>
+        <w:t xml:space="preserve"> = </w:t>
+      </w:r>
+      <w:proofErr w:type="gramStart"/>
+      <w:r>
+        <w:rPr>
+          <w:rFonts w:ascii="Calibri" w:hAnsi="Calibri" w:cs="Calibri"/>
+          <w:color w:val="000000"/>
+        </w:rPr>
+        <w:t>7.v</w:t>
+      </w:r>
+      <w:proofErr w:type="gramEnd"/>
+      <w:r>
+        <w:rPr>
+          <w:rFonts w:ascii="Calibri" w:hAnsi="Calibri" w:cs="Calibri"/>
+          <w:color w:val="000000"/>
+        </w:rPr>
+        <w:t>2</w:t>
+      </w:r>
+    </w:p>
+    <w:p>
+      <w:pPr>
+        <w:numPr>
+          <w:ilvl w:val="1"/>
+          <w:numId w:val="10"/>
+        </w:numPr>
+        <w:shd w:val="clear" w:color="auto" w:fill="FFFFFF"/>
+        <w:spacing w:before="100" w:beforeAutospacing="1" w:after="100" w:afterAutospacing="1"/>
+        <w:textAlignment w:val="baseline"/>
+        <w:rPr>
+          <w:rFonts w:ascii="Calibri" w:hAnsi="Calibri" w:cs="Calibri"/>
+          <w:color w:val="000000"/>
+        </w:rPr>
+      </w:pPr>
+      <w:r>
+        <w:rPr>
+          <w:rFonts w:ascii="Calibri" w:hAnsi="Calibri" w:cs="Calibri"/>
+          <w:color w:val="000000"/>
+        </w:rPr>
+        <w:t xml:space="preserve">As theoretically the duplicates will derive from the same region of the </w:t>
+      </w:r>
+      <w:proofErr w:type="spellStart"/>
+      <w:r>
+        <w:rPr>
+          <w:rFonts w:ascii="Calibri" w:hAnsi="Calibri" w:cs="Calibri"/>
+          <w:color w:val="000000"/>
+        </w:rPr>
+        <w:t>Blattabacterium</w:t>
+      </w:r>
+      <w:proofErr w:type="spellEnd"/>
+    </w:p>
+    <w:p/>
     <w:sectPr>
       <w:pgSz w:w="11900" w:h="16840"/>
       <w:pgMar w:top="1440" w:right="1440" w:bottom="1440" w:left="1440" w:header="708" w:footer="708" w:gutter="0"/>
@@ -1296,6 +1956,155 @@
 <file path=word/numbering.xml><?xml version="1.0" encoding="utf-8"?>
 <w:numbering xmlns:wpc="http://schemas.microsoft.com/office/word/2010/wordprocessingCanvas" xmlns:cx="http://schemas.microsoft.com/office/drawing/2014/chartex" xmlns:cx1="http://schemas.microsoft.com/office/drawing/2015/9/8/chartex" xmlns:cx2="http://schemas.microsoft.com/office/drawing/2015/10/21/chartex" xmlns:cx3="http://schemas.microsoft.com/office/drawing/2016/5/9/chartex" xmlns:cx4="http://schemas.microsoft.com/office/drawing/2016/5/10/chartex" xmlns:cx5="http://schemas.microsoft.com/office/drawing/2016/5/11/chartex" xmlns:cx6="http://schemas.microsoft.com/office/drawing/2016/5/12/chartex" xmlns:cx7="http://schemas.microsoft.com/office/drawing/2016/5/13/chartex" xmlns:cx8="http://schemas.microsoft.com/office/drawing/2016/5/14/chartex" xmlns:mc="http://schemas.openxmlformats.org/markup-compatibility/2006" xmlns:aink="http://schemas.microsoft.com/office/drawing/2016/ink" xmlns:am3d="http://schemas.microsoft.com/office/drawing/2017/model3d" xmlns:o="urn:schemas-microsoft-com:office:office" xmlns:r="http://schemas.openxmlformats.org/officeDocument/2006/relationships" xmlns:m="http://schemas.openxmlformats.org/officeDocument/2006/math" xmlns:v="urn:schemas-microsoft-com:vml" xmlns:wp14="http://schemas.microsoft.com/office/word/2010/wordprocessingDrawing" xmlns:wp="http://schemas.openxmlformats.org/drawingml/2006/wordprocessingDrawing" xmlns:w10="urn:schemas-microsoft-com:office:word" xmlns:w="http://schemas.openxmlformats.org/wordprocessingml/2006/main" xmlns:w14="http://schemas.microsoft.com/office/word/2010/wordml" xmlns:w15="http://schemas.microsoft.com/office/word/2012/wordml" xmlns:w16cid="http://schemas.microsoft.com/office/word/2016/wordml/cid" xmlns:w16se="http://schemas.microsoft.com/office/word/2015/wordml/symex" xmlns:wpg="http://schemas.microsoft.com/office/word/2010/wordprocessingGroup" xmlns:wpi="http://schemas.microsoft.com/office/word/2010/wordprocessingInk" xmlns:wne="http://schemas.microsoft.com/office/word/2006/wordml" xmlns:wps="http://schemas.microsoft.com/office/word/2010/wordprocessingShape" mc:Ignorable="w14 w15 w16se w16cid wp14">
   <w:abstractNum w:abstractNumId="0" w15:restartNumberingAfterBreak="0">
+    <w:nsid w:val="02D12960"/>
+    <w:multiLevelType w:val="multilevel"/>
+    <w:tmpl w:val="E39EDB8A"/>
+    <w:lvl w:ilvl="0">
+      <w:start w:val="1"/>
+      <w:numFmt w:val="bullet"/>
+      <w:lvlText w:val=""/>
+      <w:lvlJc w:val="left"/>
+      <w:pPr>
+        <w:tabs>
+          <w:tab w:val="num" w:pos="720"/>
+        </w:tabs>
+        <w:ind w:left="720" w:hanging="360"/>
+      </w:pPr>
+      <w:rPr>
+        <w:rFonts w:ascii="Symbol" w:hAnsi="Symbol" w:hint="default"/>
+        <w:sz w:val="20"/>
+      </w:rPr>
+    </w:lvl>
+    <w:lvl w:ilvl="1">
+      <w:start w:val="1"/>
+      <w:numFmt w:val="bullet"/>
+      <w:lvlText w:val="o"/>
+      <w:lvlJc w:val="left"/>
+      <w:pPr>
+        <w:tabs>
+          <w:tab w:val="num" w:pos="1440"/>
+        </w:tabs>
+        <w:ind w:left="1440" w:hanging="360"/>
+      </w:pPr>
+      <w:rPr>
+        <w:rFonts w:ascii="Courier New" w:hAnsi="Courier New" w:hint="default"/>
+        <w:sz w:val="20"/>
+      </w:rPr>
+    </w:lvl>
+    <w:lvl w:ilvl="2" w:tentative="1">
+      <w:start w:val="1"/>
+      <w:numFmt w:val="bullet"/>
+      <w:lvlText w:val=""/>
+      <w:lvlJc w:val="left"/>
+      <w:pPr>
+        <w:tabs>
+          <w:tab w:val="num" w:pos="2160"/>
+        </w:tabs>
+        <w:ind w:left="2160" w:hanging="360"/>
+      </w:pPr>
+      <w:rPr>
+        <w:rFonts w:ascii="Wingdings" w:hAnsi="Wingdings" w:hint="default"/>
+        <w:sz w:val="20"/>
+      </w:rPr>
+    </w:lvl>
+    <w:lvl w:ilvl="3" w:tentative="1">
+      <w:start w:val="1"/>
+      <w:numFmt w:val="bullet"/>
+      <w:lvlText w:val=""/>
+      <w:lvlJc w:val="left"/>
+      <w:pPr>
+        <w:tabs>
+          <w:tab w:val="num" w:pos="2880"/>
+        </w:tabs>
+        <w:ind w:left="2880" w:hanging="360"/>
+      </w:pPr>
+      <w:rPr>
+        <w:rFonts w:ascii="Wingdings" w:hAnsi="Wingdings" w:hint="default"/>
+        <w:sz w:val="20"/>
+      </w:rPr>
+    </w:lvl>
+    <w:lvl w:ilvl="4" w:tentative="1">
+      <w:start w:val="1"/>
+      <w:numFmt w:val="bullet"/>
+      <w:lvlText w:val=""/>
+      <w:lvlJc w:val="left"/>
+      <w:pPr>
+        <w:tabs>
+          <w:tab w:val="num" w:pos="3600"/>
+        </w:tabs>
+        <w:ind w:left="3600" w:hanging="360"/>
+      </w:pPr>
+      <w:rPr>
+        <w:rFonts w:ascii="Wingdings" w:hAnsi="Wingdings" w:hint="default"/>
+        <w:sz w:val="20"/>
+      </w:rPr>
+    </w:lvl>
+    <w:lvl w:ilvl="5" w:tentative="1">
+      <w:start w:val="1"/>
+      <w:numFmt w:val="bullet"/>
+      <w:lvlText w:val=""/>
+      <w:lvlJc w:val="left"/>
+      <w:pPr>
+        <w:tabs>
+          <w:tab w:val="num" w:pos="4320"/>
+        </w:tabs>
+        <w:ind w:left="4320" w:hanging="360"/>
+      </w:pPr>
+      <w:rPr>
+        <w:rFonts w:ascii="Wingdings" w:hAnsi="Wingdings" w:hint="default"/>
+        <w:sz w:val="20"/>
+      </w:rPr>
+    </w:lvl>
+    <w:lvl w:ilvl="6" w:tentative="1">
+      <w:start w:val="1"/>
+      <w:numFmt w:val="bullet"/>
+      <w:lvlText w:val=""/>
+      <w:lvlJc w:val="left"/>
+      <w:pPr>
+        <w:tabs>
+          <w:tab w:val="num" w:pos="5040"/>
+        </w:tabs>
+        <w:ind w:left="5040" w:hanging="360"/>
+      </w:pPr>
+      <w:rPr>
+        <w:rFonts w:ascii="Wingdings" w:hAnsi="Wingdings" w:hint="default"/>
+        <w:sz w:val="20"/>
+      </w:rPr>
+    </w:lvl>
+    <w:lvl w:ilvl="7" w:tentative="1">
+      <w:start w:val="1"/>
+      <w:numFmt w:val="bullet"/>
+      <w:lvlText w:val=""/>
+      <w:lvlJc w:val="left"/>
+      <w:pPr>
+        <w:tabs>
+          <w:tab w:val="num" w:pos="5760"/>
+        </w:tabs>
+        <w:ind w:left="5760" w:hanging="360"/>
+      </w:pPr>
+      <w:rPr>
+        <w:rFonts w:ascii="Wingdings" w:hAnsi="Wingdings" w:hint="default"/>
+        <w:sz w:val="20"/>
+      </w:rPr>
+    </w:lvl>
+    <w:lvl w:ilvl="8" w:tentative="1">
+      <w:start w:val="1"/>
+      <w:numFmt w:val="bullet"/>
+      <w:lvlText w:val=""/>
+      <w:lvlJc w:val="left"/>
+      <w:pPr>
+        <w:tabs>
+          <w:tab w:val="num" w:pos="6480"/>
+        </w:tabs>
+        <w:ind w:left="6480" w:hanging="360"/>
+      </w:pPr>
+      <w:rPr>
+        <w:rFonts w:ascii="Wingdings" w:hAnsi="Wingdings" w:hint="default"/>
+        <w:sz w:val="20"/>
+      </w:rPr>
+    </w:lvl>
+  </w:abstractNum>
+  <w:abstractNum w:abstractNumId="1" w15:restartNumberingAfterBreak="0">
     <w:nsid w:val="0BF02868"/>
     <w:multiLevelType w:val="hybridMultilevel"/>
     <w:tmpl w:val="CB2C0620"/>
@@ -1408,7 +2217,7 @@
       </w:rPr>
     </w:lvl>
   </w:abstractNum>
-  <w:abstractNum w:abstractNumId="1" w15:restartNumberingAfterBreak="0">
+  <w:abstractNum w:abstractNumId="2" w15:restartNumberingAfterBreak="0">
     <w:nsid w:val="17C92C88"/>
     <w:multiLevelType w:val="hybridMultilevel"/>
     <w:tmpl w:val="02C48856"/>
@@ -1521,7 +2330,7 @@
       </w:rPr>
     </w:lvl>
   </w:abstractNum>
-  <w:abstractNum w:abstractNumId="2" w15:restartNumberingAfterBreak="0">
+  <w:abstractNum w:abstractNumId="3" w15:restartNumberingAfterBreak="0">
     <w:nsid w:val="1BAB38A3"/>
     <w:multiLevelType w:val="hybridMultilevel"/>
     <w:tmpl w:val="55762140"/>
@@ -1634,7 +2443,120 @@
       </w:rPr>
     </w:lvl>
   </w:abstractNum>
-  <w:abstractNum w:abstractNumId="3" w15:restartNumberingAfterBreak="0">
+  <w:abstractNum w:abstractNumId="4" w15:restartNumberingAfterBreak="0">
+    <w:nsid w:val="23327AFC"/>
+    <w:multiLevelType w:val="multilevel"/>
+    <w:tmpl w:val="B5E80128"/>
+    <w:lvl w:ilvl="0">
+      <w:start w:val="1"/>
+      <w:numFmt w:val="decimal"/>
+      <w:lvlText w:val="%1."/>
+      <w:lvlJc w:val="left"/>
+      <w:pPr>
+        <w:tabs>
+          <w:tab w:val="num" w:pos="720"/>
+        </w:tabs>
+        <w:ind w:left="720" w:hanging="360"/>
+      </w:pPr>
+    </w:lvl>
+    <w:lvl w:ilvl="1" w:tentative="1">
+      <w:start w:val="1"/>
+      <w:numFmt w:val="decimal"/>
+      <w:lvlText w:val="%2."/>
+      <w:lvlJc w:val="left"/>
+      <w:pPr>
+        <w:tabs>
+          <w:tab w:val="num" w:pos="1440"/>
+        </w:tabs>
+        <w:ind w:left="1440" w:hanging="360"/>
+      </w:pPr>
+    </w:lvl>
+    <w:lvl w:ilvl="2" w:tentative="1">
+      <w:start w:val="1"/>
+      <w:numFmt w:val="decimal"/>
+      <w:lvlText w:val="%3."/>
+      <w:lvlJc w:val="left"/>
+      <w:pPr>
+        <w:tabs>
+          <w:tab w:val="num" w:pos="2160"/>
+        </w:tabs>
+        <w:ind w:left="2160" w:hanging="360"/>
+      </w:pPr>
+    </w:lvl>
+    <w:lvl w:ilvl="3" w:tentative="1">
+      <w:start w:val="1"/>
+      <w:numFmt w:val="decimal"/>
+      <w:lvlText w:val="%4."/>
+      <w:lvlJc w:val="left"/>
+      <w:pPr>
+        <w:tabs>
+          <w:tab w:val="num" w:pos="2880"/>
+        </w:tabs>
+        <w:ind w:left="2880" w:hanging="360"/>
+      </w:pPr>
+    </w:lvl>
+    <w:lvl w:ilvl="4" w:tentative="1">
+      <w:start w:val="1"/>
+      <w:numFmt w:val="decimal"/>
+      <w:lvlText w:val="%5."/>
+      <w:lvlJc w:val="left"/>
+      <w:pPr>
+        <w:tabs>
+          <w:tab w:val="num" w:pos="3600"/>
+        </w:tabs>
+        <w:ind w:left="3600" w:hanging="360"/>
+      </w:pPr>
+    </w:lvl>
+    <w:lvl w:ilvl="5" w:tentative="1">
+      <w:start w:val="1"/>
+      <w:numFmt w:val="decimal"/>
+      <w:lvlText w:val="%6."/>
+      <w:lvlJc w:val="left"/>
+      <w:pPr>
+        <w:tabs>
+          <w:tab w:val="num" w:pos="4320"/>
+        </w:tabs>
+        <w:ind w:left="4320" w:hanging="360"/>
+      </w:pPr>
+    </w:lvl>
+    <w:lvl w:ilvl="6" w:tentative="1">
+      <w:start w:val="1"/>
+      <w:numFmt w:val="decimal"/>
+      <w:lvlText w:val="%7."/>
+      <w:lvlJc w:val="left"/>
+      <w:pPr>
+        <w:tabs>
+          <w:tab w:val="num" w:pos="5040"/>
+        </w:tabs>
+        <w:ind w:left="5040" w:hanging="360"/>
+      </w:pPr>
+    </w:lvl>
+    <w:lvl w:ilvl="7" w:tentative="1">
+      <w:start w:val="1"/>
+      <w:numFmt w:val="decimal"/>
+      <w:lvlText w:val="%8."/>
+      <w:lvlJc w:val="left"/>
+      <w:pPr>
+        <w:tabs>
+          <w:tab w:val="num" w:pos="5760"/>
+        </w:tabs>
+        <w:ind w:left="5760" w:hanging="360"/>
+      </w:pPr>
+    </w:lvl>
+    <w:lvl w:ilvl="8" w:tentative="1">
+      <w:start w:val="1"/>
+      <w:numFmt w:val="decimal"/>
+      <w:lvlText w:val="%9."/>
+      <w:lvlJc w:val="left"/>
+      <w:pPr>
+        <w:tabs>
+          <w:tab w:val="num" w:pos="6480"/>
+        </w:tabs>
+        <w:ind w:left="6480" w:hanging="360"/>
+      </w:pPr>
+    </w:lvl>
+  </w:abstractNum>
+  <w:abstractNum w:abstractNumId="5" w15:restartNumberingAfterBreak="0">
     <w:nsid w:val="23CE3F06"/>
     <w:multiLevelType w:val="hybridMultilevel"/>
     <w:tmpl w:val="0584D754"/>
@@ -1747,7 +2669,7 @@
       </w:rPr>
     </w:lvl>
   </w:abstractNum>
-  <w:abstractNum w:abstractNumId="4" w15:restartNumberingAfterBreak="0">
+  <w:abstractNum w:abstractNumId="6" w15:restartNumberingAfterBreak="0">
     <w:nsid w:val="245F154F"/>
     <w:multiLevelType w:val="hybridMultilevel"/>
     <w:tmpl w:val="262E140C"/>
@@ -1859,7 +2781,7 @@
       </w:rPr>
     </w:lvl>
   </w:abstractNum>
-  <w:abstractNum w:abstractNumId="5" w15:restartNumberingAfterBreak="0">
+  <w:abstractNum w:abstractNumId="7" w15:restartNumberingAfterBreak="0">
     <w:nsid w:val="3FC35D28"/>
     <w:multiLevelType w:val="hybridMultilevel"/>
     <w:tmpl w:val="3BD01162"/>
@@ -1972,7 +2894,7 @@
       </w:rPr>
     </w:lvl>
   </w:abstractNum>
-  <w:abstractNum w:abstractNumId="6" w15:restartNumberingAfterBreak="0">
+  <w:abstractNum w:abstractNumId="8" w15:restartNumberingAfterBreak="0">
     <w:nsid w:val="542311C3"/>
     <w:multiLevelType w:val="hybridMultilevel"/>
     <w:tmpl w:val="70920186"/>
@@ -2085,7 +3007,7 @@
       </w:rPr>
     </w:lvl>
   </w:abstractNum>
-  <w:abstractNum w:abstractNumId="7" w15:restartNumberingAfterBreak="0">
+  <w:abstractNum w:abstractNumId="9" w15:restartNumberingAfterBreak="0">
     <w:nsid w:val="54D11D18"/>
     <w:multiLevelType w:val="hybridMultilevel"/>
     <w:tmpl w:val="B9C41916"/>
@@ -2199,28 +3121,34 @@
     </w:lvl>
   </w:abstractNum>
   <w:num w:numId="1">
+    <w:abstractNumId w:val="9"/>
+  </w:num>
+  <w:num w:numId="2">
+    <w:abstractNumId w:val="5"/>
+  </w:num>
+  <w:num w:numId="3">
+    <w:abstractNumId w:val="6"/>
+  </w:num>
+  <w:num w:numId="4">
     <w:abstractNumId w:val="7"/>
   </w:num>
-  <w:num w:numId="2">
+  <w:num w:numId="5">
     <w:abstractNumId w:val="3"/>
   </w:num>
-  <w:num w:numId="3">
+  <w:num w:numId="6">
+    <w:abstractNumId w:val="8"/>
+  </w:num>
+  <w:num w:numId="7">
+    <w:abstractNumId w:val="1"/>
+  </w:num>
+  <w:num w:numId="8">
+    <w:abstractNumId w:val="2"/>
+  </w:num>
+  <w:num w:numId="9">
     <w:abstractNumId w:val="4"/>
   </w:num>
-  <w:num w:numId="4">
-    <w:abstractNumId w:val="5"/>
-  </w:num>
-  <w:num w:numId="5">
-    <w:abstractNumId w:val="2"/>
-  </w:num>
-  <w:num w:numId="6">
-    <w:abstractNumId w:val="6"/>
-  </w:num>
-  <w:num w:numId="7">
+  <w:num w:numId="10">
     <w:abstractNumId w:val="0"/>
-  </w:num>
-  <w:num w:numId="8">
-    <w:abstractNumId w:val="1"/>
   </w:num>
 </w:numbering>
 </file>
@@ -2616,8 +3544,10 @@
   <w:style w:type="paragraph" w:default="1" w:styleId="Normal">
     <w:name w:val="Normal"/>
     <w:qFormat/>
+    <w:rsid w:val="00B67706"/>
     <w:rPr>
-      <w:lang w:val="en-AU"/>
+      <w:rFonts w:ascii="Times New Roman" w:eastAsia="Times New Roman" w:hAnsi="Times New Roman" w:cs="Times New Roman"/>
+      <w:lang w:val="en-AU" w:eastAsia="zh-CN"/>
     </w:rPr>
   </w:style>
   <w:style w:type="character" w:default="1" w:styleId="DefaultParagraphFont">
